--- a/public/doc-templates/KP/kelayakan-proposal-kp.docx
+++ b/public/doc-templates/KP/kelayakan-proposal-kp.docx
@@ -1,6 +1,6 @@
 
 <file path=word/document.xml><?xml version="1.0" encoding="utf-8"?>
-<w:document xmlns:wpc="http://schemas.microsoft.com/office/word/2010/wordprocessingCanvas" xmlns:cx="http://schemas.microsoft.com/office/drawing/2014/chartex" xmlns:cx1="http://schemas.microsoft.com/office/drawing/2015/9/8/chartex" xmlns:cx2="http://schemas.microsoft.com/office/drawing/2015/10/21/chartex" xmlns:cx3="http://schemas.microsoft.com/office/drawing/2016/5/9/chartex" xmlns:cx4="http://schemas.microsoft.com/office/drawing/2016/5/10/chartex" xmlns:cx5="http://schemas.microsoft.com/office/drawing/2016/5/11/chartex" xmlns:cx6="http://schemas.microsoft.com/office/drawing/2016/5/12/chartex" xmlns:cx7="http://schemas.microsoft.com/office/drawing/2016/5/13/chartex" xmlns:cx8="http://schemas.microsoft.com/office/drawing/2016/5/14/chartex" xmlns:mc="http://schemas.openxmlformats.org/markup-compatibility/2006" xmlns:aink="http://schemas.microsoft.com/office/drawing/2016/ink" xmlns:am3d="http://schemas.microsoft.com/office/drawing/2017/model3d" xmlns:o="urn:schemas-microsoft-com:office:office" xmlns:oel="http://schemas.microsoft.com/office/2019/extlst" xmlns:r="http://schemas.openxmlformats.org/officeDocument/2006/relationships" xmlns:m="http://schemas.openxmlformats.org/officeDocument/2006/math" xmlns:v="urn:schemas-microsoft-com:vml" xmlns:wp14="http://schemas.microsoft.com/office/word/2010/wordprocessingDrawing" xmlns:wp="http://schemas.openxmlformats.org/drawingml/2006/wordprocessingDrawing" xmlns:w10="urn:schemas-microsoft-com:office:word" xmlns:w="http://schemas.openxmlformats.org/wordprocessingml/2006/main" xmlns:w14="http://schemas.microsoft.com/office/word/2010/wordml" xmlns:w15="http://schemas.microsoft.com/office/word/2012/wordml" xmlns:w16cei="http://schemas.microsoft.com/office/word/2026/wordml/cei" xmlns:w16cex="http://schemas.microsoft.com/office/word/2018/wordml/cex" xmlns:w16cid="http://schemas.microsoft.com/office/word/2016/wordml/cid" xmlns:w16="http://schemas.microsoft.com/office/word/2018/wordml" xmlns:w16du="http://schemas.microsoft.com/office/word/2023/wordml/word16du" xmlns:w16sdtdh="http://schemas.microsoft.com/office/word/2020/wordml/sdtdatahash" xmlns:w16sdtfl="http://schemas.microsoft.com/office/word/2024/wordml/sdtformatlock" xmlns:w16se="http://schemas.microsoft.com/office/word/2015/wordml/symex" xmlns:wpg="http://schemas.microsoft.com/office/word/2010/wordprocessingGroup" xmlns:wpi="http://schemas.microsoft.com/office/word/2010/wordprocessingInk" xmlns:wne="http://schemas.microsoft.com/office/word/2006/wordml" xmlns:wps="http://schemas.microsoft.com/office/word/2010/wordprocessingShape" mc:Ignorable="w14 w15 w16se w16cid w16 w16cex w16sdtdh w16sdtfl w16du wp14">
+<w:document xmlns:wpc="http://schemas.microsoft.com/office/word/2010/wordprocessingCanvas" xmlns:cx="http://schemas.microsoft.com/office/drawing/2014/chartex" xmlns:cx1="http://schemas.microsoft.com/office/drawing/2015/9/8/chartex" xmlns:cx2="http://schemas.microsoft.com/office/drawing/2015/10/21/chartex" xmlns:cx3="http://schemas.microsoft.com/office/drawing/2016/5/9/chartex" xmlns:cx4="http://schemas.microsoft.com/office/drawing/2016/5/10/chartex" xmlns:cx5="http://schemas.microsoft.com/office/drawing/2016/5/11/chartex" xmlns:cx6="http://schemas.microsoft.com/office/drawing/2016/5/12/chartex" xmlns:cx7="http://schemas.microsoft.com/office/drawing/2016/5/13/chartex" xmlns:cx8="http://schemas.microsoft.com/office/drawing/2016/5/14/chartex" xmlns:mc="http://schemas.openxmlformats.org/markup-compatibility/2006" xmlns:aink="http://schemas.microsoft.com/office/drawing/2016/ink" xmlns:am3d="http://schemas.microsoft.com/office/drawing/2017/model3d" xmlns:o="urn:schemas-microsoft-com:office:office" xmlns:oel="http://schemas.microsoft.com/office/2019/extlst" xmlns:r="http://schemas.openxmlformats.org/officeDocument/2006/relationships" xmlns:m="http://schemas.openxmlformats.org/officeDocument/2006/math" xmlns:v="urn:schemas-microsoft-com:vml" xmlns:wp14="http://schemas.microsoft.com/office/word/2010/wordprocessingDrawing" xmlns:wp="http://schemas.openxmlformats.org/drawingml/2006/wordprocessingDrawing" xmlns:w10="urn:schemas-microsoft-com:office:word" xmlns:w="http://schemas.openxmlformats.org/wordprocessingml/2006/main" xmlns:w14="http://schemas.microsoft.com/office/word/2010/wordml" xmlns:w15="http://schemas.microsoft.com/office/word/2012/wordml" xmlns:w16cex="http://schemas.microsoft.com/office/word/2018/wordml/cex" xmlns:w16cid="http://schemas.microsoft.com/office/word/2016/wordml/cid" xmlns:w16="http://schemas.microsoft.com/office/word/2018/wordml" xmlns:w16du="http://schemas.microsoft.com/office/word/2023/wordml/word16du" xmlns:w16sdtdh="http://schemas.microsoft.com/office/word/2020/wordml/sdtdatahash" xmlns:w16sdtfl="http://schemas.microsoft.com/office/word/2024/wordml/sdtformatlock" xmlns:w16se="http://schemas.microsoft.com/office/word/2015/wordml/symex" xmlns:wpg="http://schemas.microsoft.com/office/word/2010/wordprocessingGroup" xmlns:wpi="http://schemas.microsoft.com/office/word/2010/wordprocessingInk" xmlns:wne="http://schemas.microsoft.com/office/word/2006/wordml" xmlns:wps="http://schemas.microsoft.com/office/word/2010/wordprocessingShape" mc:Ignorable="w14 w15 w16se w16cid w16 w16cex w16sdtdh w16sdtfl w16du wp14">
   <w:body>
     <w:p>
       <w:pPr>
@@ -74,7 +74,61 @@
           <w:sz w:val="24"/>
           <w:szCs w:val="24"/>
         </w:rPr>
-        <w:t>Yang bertandatangan di bawah ini:</w:t>
+        <w:t xml:space="preserve">Yang </w:t>
+      </w:r>
+      <w:proofErr w:type="spellStart"/>
+      <w:r>
+        <w:rPr>
+          <w:rFonts w:ascii="Times New Roman" w:eastAsia="Times New Roman" w:hAnsi="Times New Roman" w:cs="Times New Roman"/>
+          <w:sz w:val="24"/>
+          <w:szCs w:val="24"/>
+        </w:rPr>
+        <w:t>bertandatangan</w:t>
+      </w:r>
+      <w:proofErr w:type="spellEnd"/>
+      <w:r>
+        <w:rPr>
+          <w:rFonts w:ascii="Times New Roman" w:eastAsia="Times New Roman" w:hAnsi="Times New Roman" w:cs="Times New Roman"/>
+          <w:sz w:val="24"/>
+          <w:szCs w:val="24"/>
+        </w:rPr>
+        <w:t xml:space="preserve"> di </w:t>
+      </w:r>
+      <w:proofErr w:type="spellStart"/>
+      <w:r>
+        <w:rPr>
+          <w:rFonts w:ascii="Times New Roman" w:eastAsia="Times New Roman" w:hAnsi="Times New Roman" w:cs="Times New Roman"/>
+          <w:sz w:val="24"/>
+          <w:szCs w:val="24"/>
+        </w:rPr>
+        <w:t>bawah</w:t>
+      </w:r>
+      <w:proofErr w:type="spellEnd"/>
+      <w:r>
+        <w:rPr>
+          <w:rFonts w:ascii="Times New Roman" w:eastAsia="Times New Roman" w:hAnsi="Times New Roman" w:cs="Times New Roman"/>
+          <w:sz w:val="24"/>
+          <w:szCs w:val="24"/>
+        </w:rPr>
+        <w:t xml:space="preserve"> </w:t>
+      </w:r>
+      <w:proofErr w:type="spellStart"/>
+      <w:r>
+        <w:rPr>
+          <w:rFonts w:ascii="Times New Roman" w:eastAsia="Times New Roman" w:hAnsi="Times New Roman" w:cs="Times New Roman"/>
+          <w:sz w:val="24"/>
+          <w:szCs w:val="24"/>
+        </w:rPr>
+        <w:t>ini</w:t>
+      </w:r>
+      <w:proofErr w:type="spellEnd"/>
+      <w:r>
+        <w:rPr>
+          <w:rFonts w:ascii="Times New Roman" w:eastAsia="Times New Roman" w:hAnsi="Times New Roman" w:cs="Times New Roman"/>
+          <w:sz w:val="24"/>
+          <w:szCs w:val="24"/>
+        </w:rPr>
+        <w:t>:</w:t>
       </w:r>
     </w:p>
     <w:p>
@@ -113,7 +167,25 @@
           <w:sz w:val="24"/>
           <w:szCs w:val="24"/>
         </w:rPr>
-        <w:t>{nama_mhs}</w:t>
+        <w:t>{</w:t>
+      </w:r>
+      <w:proofErr w:type="spellStart"/>
+      <w:r>
+        <w:rPr>
+          <w:rFonts w:ascii="Times New Roman" w:eastAsia="Times New Roman" w:hAnsi="Times New Roman" w:cs="Times New Roman"/>
+          <w:sz w:val="24"/>
+          <w:szCs w:val="24"/>
+        </w:rPr>
+        <w:t>nama_mhs</w:t>
+      </w:r>
+      <w:proofErr w:type="spellEnd"/>
+      <w:r>
+        <w:rPr>
+          <w:rFonts w:ascii="Times New Roman" w:eastAsia="Times New Roman" w:hAnsi="Times New Roman" w:cs="Times New Roman"/>
+          <w:sz w:val="24"/>
+          <w:szCs w:val="24"/>
+        </w:rPr>
+        <w:t>}</w:t>
       </w:r>
     </w:p>
     <w:p>
@@ -224,13 +296,113 @@
           <w:szCs w:val="24"/>
         </w:rPr>
       </w:pPr>
-      <w:r>
-        <w:rPr>
-          <w:rFonts w:ascii="Times New Roman" w:eastAsia="Times New Roman" w:hAnsi="Times New Roman" w:cs="Times New Roman"/>
-          <w:sz w:val="24"/>
-          <w:szCs w:val="24"/>
-        </w:rPr>
-        <w:t>Mengajukan Usulan Kerja Praktik dengan judul:</w:t>
+      <w:proofErr w:type="spellStart"/>
+      <w:r>
+        <w:rPr>
+          <w:rFonts w:ascii="Times New Roman" w:eastAsia="Times New Roman" w:hAnsi="Times New Roman" w:cs="Times New Roman"/>
+          <w:sz w:val="24"/>
+          <w:szCs w:val="24"/>
+        </w:rPr>
+        <w:t>Mengajukan</w:t>
+      </w:r>
+      <w:proofErr w:type="spellEnd"/>
+      <w:r>
+        <w:rPr>
+          <w:rFonts w:ascii="Times New Roman" w:eastAsia="Times New Roman" w:hAnsi="Times New Roman" w:cs="Times New Roman"/>
+          <w:sz w:val="24"/>
+          <w:szCs w:val="24"/>
+        </w:rPr>
+        <w:t xml:space="preserve"> </w:t>
+      </w:r>
+      <w:proofErr w:type="spellStart"/>
+      <w:r>
+        <w:rPr>
+          <w:rFonts w:ascii="Times New Roman" w:eastAsia="Times New Roman" w:hAnsi="Times New Roman" w:cs="Times New Roman"/>
+          <w:sz w:val="24"/>
+          <w:szCs w:val="24"/>
+        </w:rPr>
+        <w:t>Usulan</w:t>
+      </w:r>
+      <w:proofErr w:type="spellEnd"/>
+      <w:r>
+        <w:rPr>
+          <w:rFonts w:ascii="Times New Roman" w:eastAsia="Times New Roman" w:hAnsi="Times New Roman" w:cs="Times New Roman"/>
+          <w:sz w:val="24"/>
+          <w:szCs w:val="24"/>
+        </w:rPr>
+        <w:t xml:space="preserve"> </w:t>
+      </w:r>
+      <w:proofErr w:type="spellStart"/>
+      <w:r>
+        <w:rPr>
+          <w:rFonts w:ascii="Times New Roman" w:eastAsia="Times New Roman" w:hAnsi="Times New Roman" w:cs="Times New Roman"/>
+          <w:sz w:val="24"/>
+          <w:szCs w:val="24"/>
+        </w:rPr>
+        <w:t>Kerja</w:t>
+      </w:r>
+      <w:proofErr w:type="spellEnd"/>
+      <w:r>
+        <w:rPr>
+          <w:rFonts w:ascii="Times New Roman" w:eastAsia="Times New Roman" w:hAnsi="Times New Roman" w:cs="Times New Roman"/>
+          <w:sz w:val="24"/>
+          <w:szCs w:val="24"/>
+        </w:rPr>
+        <w:t xml:space="preserve"> </w:t>
+      </w:r>
+      <w:proofErr w:type="spellStart"/>
+      <w:r>
+        <w:rPr>
+          <w:rFonts w:ascii="Times New Roman" w:eastAsia="Times New Roman" w:hAnsi="Times New Roman" w:cs="Times New Roman"/>
+          <w:sz w:val="24"/>
+          <w:szCs w:val="24"/>
+        </w:rPr>
+        <w:t>Praktik</w:t>
+      </w:r>
+      <w:proofErr w:type="spellEnd"/>
+      <w:r>
+        <w:rPr>
+          <w:rFonts w:ascii="Times New Roman" w:eastAsia="Times New Roman" w:hAnsi="Times New Roman" w:cs="Times New Roman"/>
+          <w:sz w:val="24"/>
+          <w:szCs w:val="24"/>
+        </w:rPr>
+        <w:t xml:space="preserve"> </w:t>
+      </w:r>
+      <w:proofErr w:type="spellStart"/>
+      <w:r>
+        <w:rPr>
+          <w:rFonts w:ascii="Times New Roman" w:eastAsia="Times New Roman" w:hAnsi="Times New Roman" w:cs="Times New Roman"/>
+          <w:sz w:val="24"/>
+          <w:szCs w:val="24"/>
+        </w:rPr>
+        <w:t>dengan</w:t>
+      </w:r>
+      <w:proofErr w:type="spellEnd"/>
+      <w:r>
+        <w:rPr>
+          <w:rFonts w:ascii="Times New Roman" w:eastAsia="Times New Roman" w:hAnsi="Times New Roman" w:cs="Times New Roman"/>
+          <w:sz w:val="24"/>
+          <w:szCs w:val="24"/>
+        </w:rPr>
+        <w:t xml:space="preserve"> </w:t>
+      </w:r>
+      <w:proofErr w:type="spellStart"/>
+      <w:r>
+        <w:rPr>
+          <w:rFonts w:ascii="Times New Roman" w:eastAsia="Times New Roman" w:hAnsi="Times New Roman" w:cs="Times New Roman"/>
+          <w:sz w:val="24"/>
+          <w:szCs w:val="24"/>
+        </w:rPr>
+        <w:t>judul</w:t>
+      </w:r>
+      <w:proofErr w:type="spellEnd"/>
+      <w:r>
+        <w:rPr>
+          <w:rFonts w:ascii="Times New Roman" w:eastAsia="Times New Roman" w:hAnsi="Times New Roman" w:cs="Times New Roman"/>
+          <w:sz w:val="24"/>
+          <w:szCs w:val="24"/>
+        </w:rPr>
+        <w:t>:</w:t>
       </w:r>
     </w:p>
     <w:p>
@@ -254,6 +426,7 @@
         </w:rPr>
         <w:t>{</w:t>
       </w:r>
+      <w:proofErr w:type="spellStart"/>
       <w:r>
         <w:rPr>
           <w:rFonts w:ascii="Times New Roman" w:eastAsia="Times New Roman" w:hAnsi="Times New Roman" w:cs="Times New Roman"/>
@@ -262,6 +435,7 @@
         </w:rPr>
         <w:t>judul_kp</w:t>
       </w:r>
+      <w:proofErr w:type="spellEnd"/>
       <w:r>
         <w:rPr>
           <w:rFonts w:ascii="Times New Roman" w:eastAsia="Times New Roman" w:hAnsi="Times New Roman" w:cs="Times New Roman"/>
@@ -335,7 +509,25 @@
           <w:sz w:val="24"/>
           <w:szCs w:val="24"/>
         </w:rPr>
-        <w:t>{tema_kp}</w:t>
+        <w:t>{</w:t>
+      </w:r>
+      <w:proofErr w:type="spellStart"/>
+      <w:r>
+        <w:rPr>
+          <w:rFonts w:ascii="Times New Roman" w:eastAsia="Times New Roman" w:hAnsi="Times New Roman" w:cs="Times New Roman"/>
+          <w:sz w:val="24"/>
+          <w:szCs w:val="24"/>
+        </w:rPr>
+        <w:t>tema_kp</w:t>
+      </w:r>
+      <w:proofErr w:type="spellEnd"/>
+      <w:r>
+        <w:rPr>
+          <w:rFonts w:ascii="Times New Roman" w:eastAsia="Times New Roman" w:hAnsi="Times New Roman" w:cs="Times New Roman"/>
+          <w:sz w:val="24"/>
+          <w:szCs w:val="24"/>
+        </w:rPr>
+        <w:t>}</w:t>
       </w:r>
       <w:r>
         <w:rPr>
@@ -359,6 +551,7 @@
           <w:szCs w:val="24"/>
         </w:rPr>
       </w:pPr>
+      <w:proofErr w:type="spellStart"/>
       <w:r>
         <w:rPr>
           <w:rFonts w:ascii="Times New Roman" w:eastAsia="Times New Roman" w:hAnsi="Times New Roman" w:cs="Times New Roman"/>
@@ -367,6 +560,7 @@
         </w:rPr>
         <w:t>Catatan</w:t>
       </w:r>
+      <w:proofErr w:type="spellEnd"/>
       <w:r>
         <w:rPr>
           <w:rFonts w:ascii="Times New Roman" w:eastAsia="Times New Roman" w:hAnsi="Times New Roman" w:cs="Times New Roman"/>
@@ -465,13 +659,23 @@
           <w:szCs w:val="24"/>
         </w:rPr>
       </w:pPr>
-      <w:r>
-        <w:rPr>
-          <w:rFonts w:ascii="Times New Roman" w:eastAsia="Times New Roman" w:hAnsi="Times New Roman" w:cs="Times New Roman"/>
-          <w:sz w:val="24"/>
-          <w:szCs w:val="24"/>
-        </w:rPr>
-        <w:t>Menyetujui,</w:t>
+      <w:proofErr w:type="spellStart"/>
+      <w:r>
+        <w:rPr>
+          <w:rFonts w:ascii="Times New Roman" w:eastAsia="Times New Roman" w:hAnsi="Times New Roman" w:cs="Times New Roman"/>
+          <w:sz w:val="24"/>
+          <w:szCs w:val="24"/>
+        </w:rPr>
+        <w:t>Menyetujui</w:t>
+      </w:r>
+      <w:proofErr w:type="spellEnd"/>
+      <w:r>
+        <w:rPr>
+          <w:rFonts w:ascii="Times New Roman" w:eastAsia="Times New Roman" w:hAnsi="Times New Roman" w:cs="Times New Roman"/>
+          <w:sz w:val="24"/>
+          <w:szCs w:val="24"/>
+        </w:rPr>
+        <w:t>,</w:t>
       </w:r>
     </w:p>
     <w:p>
@@ -488,14 +692,52 @@
           <w:szCs w:val="24"/>
         </w:rPr>
       </w:pPr>
-      <w:r>
-        <w:rPr>
-          <w:rFonts w:ascii="Times New Roman" w:eastAsia="Times New Roman" w:hAnsi="Times New Roman" w:cs="Times New Roman"/>
-          <w:sz w:val="24"/>
-          <w:szCs w:val="24"/>
-        </w:rPr>
-        <w:t>Koordinator Kerja Praktik</w:t>
-      </w:r>
+      <w:proofErr w:type="spellStart"/>
+      <w:r>
+        <w:rPr>
+          <w:rFonts w:ascii="Times New Roman" w:eastAsia="Times New Roman" w:hAnsi="Times New Roman" w:cs="Times New Roman"/>
+          <w:sz w:val="24"/>
+          <w:szCs w:val="24"/>
+        </w:rPr>
+        <w:t>Koordinator</w:t>
+      </w:r>
+      <w:proofErr w:type="spellEnd"/>
+      <w:r>
+        <w:rPr>
+          <w:rFonts w:ascii="Times New Roman" w:eastAsia="Times New Roman" w:hAnsi="Times New Roman" w:cs="Times New Roman"/>
+          <w:sz w:val="24"/>
+          <w:szCs w:val="24"/>
+        </w:rPr>
+        <w:t xml:space="preserve"> </w:t>
+      </w:r>
+      <w:proofErr w:type="spellStart"/>
+      <w:r>
+        <w:rPr>
+          <w:rFonts w:ascii="Times New Roman" w:eastAsia="Times New Roman" w:hAnsi="Times New Roman" w:cs="Times New Roman"/>
+          <w:sz w:val="24"/>
+          <w:szCs w:val="24"/>
+        </w:rPr>
+        <w:t>Kerja</w:t>
+      </w:r>
+      <w:proofErr w:type="spellEnd"/>
+      <w:r>
+        <w:rPr>
+          <w:rFonts w:ascii="Times New Roman" w:eastAsia="Times New Roman" w:hAnsi="Times New Roman" w:cs="Times New Roman"/>
+          <w:sz w:val="24"/>
+          <w:szCs w:val="24"/>
+        </w:rPr>
+        <w:t xml:space="preserve"> </w:t>
+      </w:r>
+      <w:proofErr w:type="spellStart"/>
+      <w:r>
+        <w:rPr>
+          <w:rFonts w:ascii="Times New Roman" w:eastAsia="Times New Roman" w:hAnsi="Times New Roman" w:cs="Times New Roman"/>
+          <w:sz w:val="24"/>
+          <w:szCs w:val="24"/>
+        </w:rPr>
+        <w:t>Praktik</w:t>
+      </w:r>
+      <w:proofErr w:type="spellEnd"/>
       <w:r>
         <w:rPr>
           <w:rFonts w:ascii="Times New Roman" w:eastAsia="Times New Roman" w:hAnsi="Times New Roman" w:cs="Times New Roman"/>
@@ -624,7 +866,25 @@
                 <w:sz w:val="24"/>
                 <w:szCs w:val="24"/>
               </w:rPr>
-              <w:t>Dr. Eng. Ir. Bimastyaji Surya Ramadan, S.T., M.T., IPM</w:t>
+              <w:t xml:space="preserve">Dr. Eng. Ir. </w:t>
+            </w:r>
+            <w:proofErr w:type="spellStart"/>
+            <w:r>
+              <w:rPr>
+                <w:rFonts w:ascii="Times New Roman" w:eastAsia="Times New Roman" w:hAnsi="Times New Roman" w:cs="Times New Roman"/>
+                <w:sz w:val="24"/>
+                <w:szCs w:val="24"/>
+              </w:rPr>
+              <w:t>Bimastyaji</w:t>
+            </w:r>
+            <w:proofErr w:type="spellEnd"/>
+            <w:r>
+              <w:rPr>
+                <w:rFonts w:ascii="Times New Roman" w:eastAsia="Times New Roman" w:hAnsi="Times New Roman" w:cs="Times New Roman"/>
+                <w:sz w:val="24"/>
+                <w:szCs w:val="24"/>
+              </w:rPr>
+              <w:t xml:space="preserve"> Surya Ramadan, S.T., M.T., IPM</w:t>
             </w:r>
           </w:p>
           <w:p>
@@ -685,7 +945,25 @@
                 <w:sz w:val="24"/>
                 <w:szCs w:val="24"/>
               </w:rPr>
-              <w:t>{nama_mhs}</w:t>
+              <w:t>{</w:t>
+            </w:r>
+            <w:proofErr w:type="spellStart"/>
+            <w:r>
+              <w:rPr>
+                <w:rFonts w:ascii="Times New Roman" w:eastAsia="Times New Roman" w:hAnsi="Times New Roman" w:cs="Times New Roman"/>
+                <w:sz w:val="24"/>
+                <w:szCs w:val="24"/>
+              </w:rPr>
+              <w:t>nama_mhs</w:t>
+            </w:r>
+            <w:proofErr w:type="spellEnd"/>
+            <w:r>
+              <w:rPr>
+                <w:rFonts w:ascii="Times New Roman" w:eastAsia="Times New Roman" w:hAnsi="Times New Roman" w:cs="Times New Roman"/>
+                <w:sz w:val="24"/>
+                <w:szCs w:val="24"/>
+              </w:rPr>
+              <w:t>}</w:t>
             </w:r>
           </w:p>
           <w:p>
@@ -762,7 +1040,7 @@
 </file>
 
 <file path=word/endnotes.xml><?xml version="1.0" encoding="utf-8"?>
-<w:endnotes xmlns:wpc="http://schemas.microsoft.com/office/word/2010/wordprocessingCanvas" xmlns:cx="http://schemas.microsoft.com/office/drawing/2014/chartex" xmlns:cx1="http://schemas.microsoft.com/office/drawing/2015/9/8/chartex" xmlns:cx2="http://schemas.microsoft.com/office/drawing/2015/10/21/chartex" xmlns:cx3="http://schemas.microsoft.com/office/drawing/2016/5/9/chartex" xmlns:cx4="http://schemas.microsoft.com/office/drawing/2016/5/10/chartex" xmlns:cx5="http://schemas.microsoft.com/office/drawing/2016/5/11/chartex" xmlns:cx6="http://schemas.microsoft.com/office/drawing/2016/5/12/chartex" xmlns:cx7="http://schemas.microsoft.com/office/drawing/2016/5/13/chartex" xmlns:cx8="http://schemas.microsoft.com/office/drawing/2016/5/14/chartex" xmlns:mc="http://schemas.openxmlformats.org/markup-compatibility/2006" xmlns:aink="http://schemas.microsoft.com/office/drawing/2016/ink" xmlns:am3d="http://schemas.microsoft.com/office/drawing/2017/model3d" xmlns:o="urn:schemas-microsoft-com:office:office" xmlns:oel="http://schemas.microsoft.com/office/2019/extlst" xmlns:r="http://schemas.openxmlformats.org/officeDocument/2006/relationships" xmlns:m="http://schemas.openxmlformats.org/officeDocument/2006/math" xmlns:v="urn:schemas-microsoft-com:vml" xmlns:wp14="http://schemas.microsoft.com/office/word/2010/wordprocessingDrawing" xmlns:wp="http://schemas.openxmlformats.org/drawingml/2006/wordprocessingDrawing" xmlns:w10="urn:schemas-microsoft-com:office:word" xmlns:w="http://schemas.openxmlformats.org/wordprocessingml/2006/main" xmlns:w14="http://schemas.microsoft.com/office/word/2010/wordml" xmlns:w15="http://schemas.microsoft.com/office/word/2012/wordml" xmlns:w16cei="http://schemas.microsoft.com/office/word/2026/wordml/cei" xmlns:w16cex="http://schemas.microsoft.com/office/word/2018/wordml/cex" xmlns:w16cid="http://schemas.microsoft.com/office/word/2016/wordml/cid" xmlns:w16="http://schemas.microsoft.com/office/word/2018/wordml" xmlns:w16du="http://schemas.microsoft.com/office/word/2023/wordml/word16du" xmlns:w16sdtdh="http://schemas.microsoft.com/office/word/2020/wordml/sdtdatahash" xmlns:w16sdtfl="http://schemas.microsoft.com/office/word/2024/wordml/sdtformatlock" xmlns:w16se="http://schemas.microsoft.com/office/word/2015/wordml/symex" xmlns:wpg="http://schemas.microsoft.com/office/word/2010/wordprocessingGroup" xmlns:wpi="http://schemas.microsoft.com/office/word/2010/wordprocessingInk" xmlns:wne="http://schemas.microsoft.com/office/word/2006/wordml" xmlns:wps="http://schemas.microsoft.com/office/word/2010/wordprocessingShape" mc:Ignorable="w14 w15 w16se w16cid w16 w16cex w16sdtdh w16sdtfl w16du wp14">
+<w:endnotes xmlns:wpc="http://schemas.microsoft.com/office/word/2010/wordprocessingCanvas" xmlns:cx="http://schemas.microsoft.com/office/drawing/2014/chartex" xmlns:cx1="http://schemas.microsoft.com/office/drawing/2015/9/8/chartex" xmlns:cx2="http://schemas.microsoft.com/office/drawing/2015/10/21/chartex" xmlns:cx3="http://schemas.microsoft.com/office/drawing/2016/5/9/chartex" xmlns:cx4="http://schemas.microsoft.com/office/drawing/2016/5/10/chartex" xmlns:cx5="http://schemas.microsoft.com/office/drawing/2016/5/11/chartex" xmlns:cx6="http://schemas.microsoft.com/office/drawing/2016/5/12/chartex" xmlns:cx7="http://schemas.microsoft.com/office/drawing/2016/5/13/chartex" xmlns:cx8="http://schemas.microsoft.com/office/drawing/2016/5/14/chartex" xmlns:mc="http://schemas.openxmlformats.org/markup-compatibility/2006" xmlns:aink="http://schemas.microsoft.com/office/drawing/2016/ink" xmlns:am3d="http://schemas.microsoft.com/office/drawing/2017/model3d" xmlns:o="urn:schemas-microsoft-com:office:office" xmlns:oel="http://schemas.microsoft.com/office/2019/extlst" xmlns:r="http://schemas.openxmlformats.org/officeDocument/2006/relationships" xmlns:m="http://schemas.openxmlformats.org/officeDocument/2006/math" xmlns:v="urn:schemas-microsoft-com:vml" xmlns:wp14="http://schemas.microsoft.com/office/word/2010/wordprocessingDrawing" xmlns:wp="http://schemas.openxmlformats.org/drawingml/2006/wordprocessingDrawing" xmlns:w10="urn:schemas-microsoft-com:office:word" xmlns:w="http://schemas.openxmlformats.org/wordprocessingml/2006/main" xmlns:w14="http://schemas.microsoft.com/office/word/2010/wordml" xmlns:w15="http://schemas.microsoft.com/office/word/2012/wordml" xmlns:w16cex="http://schemas.microsoft.com/office/word/2018/wordml/cex" xmlns:w16cid="http://schemas.microsoft.com/office/word/2016/wordml/cid" xmlns:w16="http://schemas.microsoft.com/office/word/2018/wordml" xmlns:w16du="http://schemas.microsoft.com/office/word/2023/wordml/word16du" xmlns:w16sdtdh="http://schemas.microsoft.com/office/word/2020/wordml/sdtdatahash" xmlns:w16sdtfl="http://schemas.microsoft.com/office/word/2024/wordml/sdtformatlock" xmlns:w16se="http://schemas.microsoft.com/office/word/2015/wordml/symex" xmlns:wpg="http://schemas.microsoft.com/office/word/2010/wordprocessingGroup" xmlns:wpi="http://schemas.microsoft.com/office/word/2010/wordprocessingInk" xmlns:wne="http://schemas.microsoft.com/office/word/2006/wordml" xmlns:wps="http://schemas.microsoft.com/office/word/2010/wordprocessingShape" mc:Ignorable="w14 w15 w16se w16cid w16 w16cex w16sdtdh w16sdtfl w16du wp14">
   <w:endnote w:type="separator" w:id="-1">
     <w:p>
       <w:pPr>
@@ -787,7 +1065,7 @@
 </file>
 
 <file path=word/footer1.xml><?xml version="1.0" encoding="utf-8"?>
-<w:ftr xmlns:wpc="http://schemas.microsoft.com/office/word/2010/wordprocessingCanvas" xmlns:cx="http://schemas.microsoft.com/office/drawing/2014/chartex" xmlns:cx1="http://schemas.microsoft.com/office/drawing/2015/9/8/chartex" xmlns:cx2="http://schemas.microsoft.com/office/drawing/2015/10/21/chartex" xmlns:cx3="http://schemas.microsoft.com/office/drawing/2016/5/9/chartex" xmlns:cx4="http://schemas.microsoft.com/office/drawing/2016/5/10/chartex" xmlns:cx5="http://schemas.microsoft.com/office/drawing/2016/5/11/chartex" xmlns:cx6="http://schemas.microsoft.com/office/drawing/2016/5/12/chartex" xmlns:cx7="http://schemas.microsoft.com/office/drawing/2016/5/13/chartex" xmlns:cx8="http://schemas.microsoft.com/office/drawing/2016/5/14/chartex" xmlns:mc="http://schemas.openxmlformats.org/markup-compatibility/2006" xmlns:aink="http://schemas.microsoft.com/office/drawing/2016/ink" xmlns:am3d="http://schemas.microsoft.com/office/drawing/2017/model3d" xmlns:o="urn:schemas-microsoft-com:office:office" xmlns:oel="http://schemas.microsoft.com/office/2019/extlst" xmlns:r="http://schemas.openxmlformats.org/officeDocument/2006/relationships" xmlns:m="http://schemas.openxmlformats.org/officeDocument/2006/math" xmlns:v="urn:schemas-microsoft-com:vml" xmlns:wp14="http://schemas.microsoft.com/office/word/2010/wordprocessingDrawing" xmlns:wp="http://schemas.openxmlformats.org/drawingml/2006/wordprocessingDrawing" xmlns:w10="urn:schemas-microsoft-com:office:word" xmlns:w="http://schemas.openxmlformats.org/wordprocessingml/2006/main" xmlns:w14="http://schemas.microsoft.com/office/word/2010/wordml" xmlns:w15="http://schemas.microsoft.com/office/word/2012/wordml" xmlns:w16cei="http://schemas.microsoft.com/office/word/2026/wordml/cei" xmlns:w16cex="http://schemas.microsoft.com/office/word/2018/wordml/cex" xmlns:w16cid="http://schemas.microsoft.com/office/word/2016/wordml/cid" xmlns:w16="http://schemas.microsoft.com/office/word/2018/wordml" xmlns:w16du="http://schemas.microsoft.com/office/word/2023/wordml/word16du" xmlns:w16sdtdh="http://schemas.microsoft.com/office/word/2020/wordml/sdtdatahash" xmlns:w16sdtfl="http://schemas.microsoft.com/office/word/2024/wordml/sdtformatlock" xmlns:w16se="http://schemas.microsoft.com/office/word/2015/wordml/symex" xmlns:wpg="http://schemas.microsoft.com/office/word/2010/wordprocessingGroup" xmlns:wpi="http://schemas.microsoft.com/office/word/2010/wordprocessingInk" xmlns:wne="http://schemas.microsoft.com/office/word/2006/wordml" xmlns:wps="http://schemas.microsoft.com/office/word/2010/wordprocessingShape" mc:Ignorable="w14 w15 w16se w16cid w16 w16cex w16sdtdh w16sdtfl w16du wp14">
+<w:ftr xmlns:wpc="http://schemas.microsoft.com/office/word/2010/wordprocessingCanvas" xmlns:cx="http://schemas.microsoft.com/office/drawing/2014/chartex" xmlns:cx1="http://schemas.microsoft.com/office/drawing/2015/9/8/chartex" xmlns:cx2="http://schemas.microsoft.com/office/drawing/2015/10/21/chartex" xmlns:cx3="http://schemas.microsoft.com/office/drawing/2016/5/9/chartex" xmlns:cx4="http://schemas.microsoft.com/office/drawing/2016/5/10/chartex" xmlns:cx5="http://schemas.microsoft.com/office/drawing/2016/5/11/chartex" xmlns:cx6="http://schemas.microsoft.com/office/drawing/2016/5/12/chartex" xmlns:cx7="http://schemas.microsoft.com/office/drawing/2016/5/13/chartex" xmlns:cx8="http://schemas.microsoft.com/office/drawing/2016/5/14/chartex" xmlns:mc="http://schemas.openxmlformats.org/markup-compatibility/2006" xmlns:aink="http://schemas.microsoft.com/office/drawing/2016/ink" xmlns:am3d="http://schemas.microsoft.com/office/drawing/2017/model3d" xmlns:o="urn:schemas-microsoft-com:office:office" xmlns:oel="http://schemas.microsoft.com/office/2019/extlst" xmlns:r="http://schemas.openxmlformats.org/officeDocument/2006/relationships" xmlns:m="http://schemas.openxmlformats.org/officeDocument/2006/math" xmlns:v="urn:schemas-microsoft-com:vml" xmlns:wp14="http://schemas.microsoft.com/office/word/2010/wordprocessingDrawing" xmlns:wp="http://schemas.openxmlformats.org/drawingml/2006/wordprocessingDrawing" xmlns:w10="urn:schemas-microsoft-com:office:word" xmlns:w="http://schemas.openxmlformats.org/wordprocessingml/2006/main" xmlns:w14="http://schemas.microsoft.com/office/word/2010/wordml" xmlns:w15="http://schemas.microsoft.com/office/word/2012/wordml" xmlns:w16cex="http://schemas.microsoft.com/office/word/2018/wordml/cex" xmlns:w16cid="http://schemas.microsoft.com/office/word/2016/wordml/cid" xmlns:w16="http://schemas.microsoft.com/office/word/2018/wordml" xmlns:w16du="http://schemas.microsoft.com/office/word/2023/wordml/word16du" xmlns:w16sdtdh="http://schemas.microsoft.com/office/word/2020/wordml/sdtdatahash" xmlns:w16sdtfl="http://schemas.microsoft.com/office/word/2024/wordml/sdtformatlock" xmlns:w16se="http://schemas.microsoft.com/office/word/2015/wordml/symex" xmlns:wpg="http://schemas.microsoft.com/office/word/2010/wordprocessingGroup" xmlns:wpi="http://schemas.microsoft.com/office/word/2010/wordprocessingInk" xmlns:wne="http://schemas.microsoft.com/office/word/2006/wordml" xmlns:wps="http://schemas.microsoft.com/office/word/2010/wordprocessingShape" mc:Ignorable="w14 w15 w16se w16cid w16 w16cex w16sdtdh w16sdtfl w16du wp14">
   <w:p>
     <w:pPr>
       <w:pBdr>
@@ -812,7 +1090,7 @@
 </file>
 
 <file path=word/footer2.xml><?xml version="1.0" encoding="utf-8"?>
-<w:ftr xmlns:wpc="http://schemas.microsoft.com/office/word/2010/wordprocessingCanvas" xmlns:cx="http://schemas.microsoft.com/office/drawing/2014/chartex" xmlns:cx1="http://schemas.microsoft.com/office/drawing/2015/9/8/chartex" xmlns:cx2="http://schemas.microsoft.com/office/drawing/2015/10/21/chartex" xmlns:cx3="http://schemas.microsoft.com/office/drawing/2016/5/9/chartex" xmlns:cx4="http://schemas.microsoft.com/office/drawing/2016/5/10/chartex" xmlns:cx5="http://schemas.microsoft.com/office/drawing/2016/5/11/chartex" xmlns:cx6="http://schemas.microsoft.com/office/drawing/2016/5/12/chartex" xmlns:cx7="http://schemas.microsoft.com/office/drawing/2016/5/13/chartex" xmlns:cx8="http://schemas.microsoft.com/office/drawing/2016/5/14/chartex" xmlns:mc="http://schemas.openxmlformats.org/markup-compatibility/2006" xmlns:aink="http://schemas.microsoft.com/office/drawing/2016/ink" xmlns:am3d="http://schemas.microsoft.com/office/drawing/2017/model3d" xmlns:o="urn:schemas-microsoft-com:office:office" xmlns:oel="http://schemas.microsoft.com/office/2019/extlst" xmlns:r="http://schemas.openxmlformats.org/officeDocument/2006/relationships" xmlns:m="http://schemas.openxmlformats.org/officeDocument/2006/math" xmlns:v="urn:schemas-microsoft-com:vml" xmlns:wp14="http://schemas.microsoft.com/office/word/2010/wordprocessingDrawing" xmlns:wp="http://schemas.openxmlformats.org/drawingml/2006/wordprocessingDrawing" xmlns:w10="urn:schemas-microsoft-com:office:word" xmlns:w="http://schemas.openxmlformats.org/wordprocessingml/2006/main" xmlns:w14="http://schemas.microsoft.com/office/word/2010/wordml" xmlns:w15="http://schemas.microsoft.com/office/word/2012/wordml" xmlns:w16cei="http://schemas.microsoft.com/office/word/2026/wordml/cei" xmlns:w16cex="http://schemas.microsoft.com/office/word/2018/wordml/cex" xmlns:w16cid="http://schemas.microsoft.com/office/word/2016/wordml/cid" xmlns:w16="http://schemas.microsoft.com/office/word/2018/wordml" xmlns:w16du="http://schemas.microsoft.com/office/word/2023/wordml/word16du" xmlns:w16sdtdh="http://schemas.microsoft.com/office/word/2020/wordml/sdtdatahash" xmlns:w16sdtfl="http://schemas.microsoft.com/office/word/2024/wordml/sdtformatlock" xmlns:w16se="http://schemas.microsoft.com/office/word/2015/wordml/symex" xmlns:wpg="http://schemas.microsoft.com/office/word/2010/wordprocessingGroup" xmlns:wpi="http://schemas.microsoft.com/office/word/2010/wordprocessingInk" xmlns:wne="http://schemas.microsoft.com/office/word/2006/wordml" xmlns:wps="http://schemas.microsoft.com/office/word/2010/wordprocessingShape" mc:Ignorable="w14 w15 w16se w16cid w16 w16cex w16sdtdh w16sdtfl w16du wp14">
+<w:ftr xmlns:wpc="http://schemas.microsoft.com/office/word/2010/wordprocessingCanvas" xmlns:cx="http://schemas.microsoft.com/office/drawing/2014/chartex" xmlns:cx1="http://schemas.microsoft.com/office/drawing/2015/9/8/chartex" xmlns:cx2="http://schemas.microsoft.com/office/drawing/2015/10/21/chartex" xmlns:cx3="http://schemas.microsoft.com/office/drawing/2016/5/9/chartex" xmlns:cx4="http://schemas.microsoft.com/office/drawing/2016/5/10/chartex" xmlns:cx5="http://schemas.microsoft.com/office/drawing/2016/5/11/chartex" xmlns:cx6="http://schemas.microsoft.com/office/drawing/2016/5/12/chartex" xmlns:cx7="http://schemas.microsoft.com/office/drawing/2016/5/13/chartex" xmlns:cx8="http://schemas.microsoft.com/office/drawing/2016/5/14/chartex" xmlns:mc="http://schemas.openxmlformats.org/markup-compatibility/2006" xmlns:aink="http://schemas.microsoft.com/office/drawing/2016/ink" xmlns:am3d="http://schemas.microsoft.com/office/drawing/2017/model3d" xmlns:o="urn:schemas-microsoft-com:office:office" xmlns:oel="http://schemas.microsoft.com/office/2019/extlst" xmlns:r="http://schemas.openxmlformats.org/officeDocument/2006/relationships" xmlns:m="http://schemas.openxmlformats.org/officeDocument/2006/math" xmlns:v="urn:schemas-microsoft-com:vml" xmlns:wp14="http://schemas.microsoft.com/office/word/2010/wordprocessingDrawing" xmlns:wp="http://schemas.openxmlformats.org/drawingml/2006/wordprocessingDrawing" xmlns:w10="urn:schemas-microsoft-com:office:word" xmlns:w="http://schemas.openxmlformats.org/wordprocessingml/2006/main" xmlns:w14="http://schemas.microsoft.com/office/word/2010/wordml" xmlns:w15="http://schemas.microsoft.com/office/word/2012/wordml" xmlns:w16cex="http://schemas.microsoft.com/office/word/2018/wordml/cex" xmlns:w16cid="http://schemas.microsoft.com/office/word/2016/wordml/cid" xmlns:w16="http://schemas.microsoft.com/office/word/2018/wordml" xmlns:w16du="http://schemas.microsoft.com/office/word/2023/wordml/word16du" xmlns:w16sdtdh="http://schemas.microsoft.com/office/word/2020/wordml/sdtdatahash" xmlns:w16sdtfl="http://schemas.microsoft.com/office/word/2024/wordml/sdtformatlock" xmlns:w16se="http://schemas.microsoft.com/office/word/2015/wordml/symex" xmlns:wpg="http://schemas.microsoft.com/office/word/2010/wordprocessingGroup" xmlns:wpi="http://schemas.microsoft.com/office/word/2010/wordprocessingInk" xmlns:wne="http://schemas.microsoft.com/office/word/2006/wordml" xmlns:wps="http://schemas.microsoft.com/office/word/2010/wordprocessingShape" mc:Ignorable="w14 w15 w16se w16cid w16 w16cex w16sdtdh w16sdtfl w16du wp14">
   <w:p>
     <w:pPr>
       <w:pBdr>
@@ -836,6 +1114,7 @@
         <w:szCs w:val="18"/>
       </w:rPr>
     </w:pPr>
+    <w:proofErr w:type="spellStart"/>
     <w:r>
       <w:rPr>
         <w:rFonts w:ascii="Times New Roman" w:eastAsia="Times New Roman" w:hAnsi="Times New Roman" w:cs="Times New Roman"/>
@@ -843,7 +1122,37 @@
         <w:sz w:val="18"/>
         <w:szCs w:val="18"/>
       </w:rPr>
-      <w:t>Dicetak tgl:</w:t>
+      <w:t>Dicetak</w:t>
+    </w:r>
+    <w:proofErr w:type="spellEnd"/>
+    <w:r>
+      <w:rPr>
+        <w:rFonts w:ascii="Times New Roman" w:eastAsia="Times New Roman" w:hAnsi="Times New Roman" w:cs="Times New Roman"/>
+        <w:color w:val="000000"/>
+        <w:sz w:val="18"/>
+        <w:szCs w:val="18"/>
+      </w:rPr>
+      <w:t xml:space="preserve"> </w:t>
+    </w:r>
+    <w:proofErr w:type="spellStart"/>
+    <w:r>
+      <w:rPr>
+        <w:rFonts w:ascii="Times New Roman" w:eastAsia="Times New Roman" w:hAnsi="Times New Roman" w:cs="Times New Roman"/>
+        <w:color w:val="000000"/>
+        <w:sz w:val="18"/>
+        <w:szCs w:val="18"/>
+      </w:rPr>
+      <w:t>tgl</w:t>
+    </w:r>
+    <w:proofErr w:type="spellEnd"/>
+    <w:r>
+      <w:rPr>
+        <w:rFonts w:ascii="Times New Roman" w:eastAsia="Times New Roman" w:hAnsi="Times New Roman" w:cs="Times New Roman"/>
+        <w:color w:val="000000"/>
+        <w:sz w:val="18"/>
+        <w:szCs w:val="18"/>
+      </w:rPr>
+      <w:t>:</w:t>
     </w:r>
     <w:r>
       <w:rPr>
@@ -913,7 +1222,7 @@
             </wp:anchor>
           </w:drawing>
         </mc:Choice>
-        <mc:Fallback xmlns:sl="http://schemas.openxmlformats.org/schemaLibrary/2006/main" xmlns:a="http://schemas.openxmlformats.org/drawingml/2006/main" xmlns:pic="http://schemas.openxmlformats.org/drawingml/2006/picture" xmlns:c="http://schemas.openxmlformats.org/drawingml/2006/chart" xmlns:lc="http://schemas.openxmlformats.org/drawingml/2006/lockedCanvas" xmlns:dgm="http://schemas.openxmlformats.org/drawingml/2006/diagram" xmlns="http://schemas.microsoft.com/office/tasks/2019/documenttasks" xmlns:cr="http://schemas.microsoft.com/office/comments/2020/reactions">
+        <mc:Fallback xmlns:cr="http://schemas.microsoft.com/office/comments/2020/reactions" xmlns="http://schemas.microsoft.com/office/tasks/2019/documenttasks" xmlns:dgm="http://schemas.openxmlformats.org/drawingml/2006/diagram" xmlns:lc="http://schemas.openxmlformats.org/drawingml/2006/lockedCanvas" xmlns:c="http://schemas.openxmlformats.org/drawingml/2006/chart" xmlns:pic="http://schemas.openxmlformats.org/drawingml/2006/picture" xmlns:a="http://schemas.openxmlformats.org/drawingml/2006/main" xmlns:sl="http://schemas.openxmlformats.org/schemaLibrary/2006/main" xmlns:w16cei="http://schemas.microsoft.com/office/word/2026/wordml/cei">
           <w:drawing>
             <wp:anchor allowOverlap="1" behindDoc="0" distB="0" distT="0" distL="114300" distR="114300" hidden="0" layoutInCell="1" locked="0" relativeHeight="0" simplePos="0">
               <wp:simplePos x="0" y="0"/>
@@ -964,14 +1273,34 @@
         <w:sz w:val="18"/>
         <w:szCs w:val="18"/>
       </w:rPr>
-      <w:t xml:space="preserve"> {tgl_surat_pro_klkp}</w:t>
+      <w:t xml:space="preserve"> {</w:t>
+    </w:r>
+    <w:proofErr w:type="spellStart"/>
+    <w:r>
+      <w:rPr>
+        <w:rFonts w:ascii="Times New Roman" w:eastAsia="Times New Roman" w:hAnsi="Times New Roman" w:cs="Times New Roman"/>
+        <w:color w:val="000000"/>
+        <w:sz w:val="18"/>
+        <w:szCs w:val="18"/>
+      </w:rPr>
+      <w:t>tgl_surat_pro_klkp</w:t>
+    </w:r>
+    <w:proofErr w:type="spellEnd"/>
+    <w:r>
+      <w:rPr>
+        <w:rFonts w:ascii="Times New Roman" w:eastAsia="Times New Roman" w:hAnsi="Times New Roman" w:cs="Times New Roman"/>
+        <w:color w:val="000000"/>
+        <w:sz w:val="18"/>
+        <w:szCs w:val="18"/>
+      </w:rPr>
+      <w:t>}</w:t>
     </w:r>
   </w:p>
 </w:ftr>
 </file>
 
 <file path=word/footer3.xml><?xml version="1.0" encoding="utf-8"?>
-<w:ftr xmlns:wpc="http://schemas.microsoft.com/office/word/2010/wordprocessingCanvas" xmlns:cx="http://schemas.microsoft.com/office/drawing/2014/chartex" xmlns:cx1="http://schemas.microsoft.com/office/drawing/2015/9/8/chartex" xmlns:cx2="http://schemas.microsoft.com/office/drawing/2015/10/21/chartex" xmlns:cx3="http://schemas.microsoft.com/office/drawing/2016/5/9/chartex" xmlns:cx4="http://schemas.microsoft.com/office/drawing/2016/5/10/chartex" xmlns:cx5="http://schemas.microsoft.com/office/drawing/2016/5/11/chartex" xmlns:cx6="http://schemas.microsoft.com/office/drawing/2016/5/12/chartex" xmlns:cx7="http://schemas.microsoft.com/office/drawing/2016/5/13/chartex" xmlns:cx8="http://schemas.microsoft.com/office/drawing/2016/5/14/chartex" xmlns:mc="http://schemas.openxmlformats.org/markup-compatibility/2006" xmlns:aink="http://schemas.microsoft.com/office/drawing/2016/ink" xmlns:am3d="http://schemas.microsoft.com/office/drawing/2017/model3d" xmlns:o="urn:schemas-microsoft-com:office:office" xmlns:oel="http://schemas.microsoft.com/office/2019/extlst" xmlns:r="http://schemas.openxmlformats.org/officeDocument/2006/relationships" xmlns:m="http://schemas.openxmlformats.org/officeDocument/2006/math" xmlns:v="urn:schemas-microsoft-com:vml" xmlns:wp14="http://schemas.microsoft.com/office/word/2010/wordprocessingDrawing" xmlns:wp="http://schemas.openxmlformats.org/drawingml/2006/wordprocessingDrawing" xmlns:w10="urn:schemas-microsoft-com:office:word" xmlns:w="http://schemas.openxmlformats.org/wordprocessingml/2006/main" xmlns:w14="http://schemas.microsoft.com/office/word/2010/wordml" xmlns:w15="http://schemas.microsoft.com/office/word/2012/wordml" xmlns:w16cei="http://schemas.microsoft.com/office/word/2026/wordml/cei" xmlns:w16cex="http://schemas.microsoft.com/office/word/2018/wordml/cex" xmlns:w16cid="http://schemas.microsoft.com/office/word/2016/wordml/cid" xmlns:w16="http://schemas.microsoft.com/office/word/2018/wordml" xmlns:w16du="http://schemas.microsoft.com/office/word/2023/wordml/word16du" xmlns:w16sdtdh="http://schemas.microsoft.com/office/word/2020/wordml/sdtdatahash" xmlns:w16sdtfl="http://schemas.microsoft.com/office/word/2024/wordml/sdtformatlock" xmlns:w16se="http://schemas.microsoft.com/office/word/2015/wordml/symex" xmlns:wpg="http://schemas.microsoft.com/office/word/2010/wordprocessingGroup" xmlns:wpi="http://schemas.microsoft.com/office/word/2010/wordprocessingInk" xmlns:wne="http://schemas.microsoft.com/office/word/2006/wordml" xmlns:wps="http://schemas.microsoft.com/office/word/2010/wordprocessingShape" mc:Ignorable="w14 w15 w16se w16cid w16 w16cex w16sdtdh w16sdtfl w16du wp14">
+<w:ftr xmlns:wpc="http://schemas.microsoft.com/office/word/2010/wordprocessingCanvas" xmlns:cx="http://schemas.microsoft.com/office/drawing/2014/chartex" xmlns:cx1="http://schemas.microsoft.com/office/drawing/2015/9/8/chartex" xmlns:cx2="http://schemas.microsoft.com/office/drawing/2015/10/21/chartex" xmlns:cx3="http://schemas.microsoft.com/office/drawing/2016/5/9/chartex" xmlns:cx4="http://schemas.microsoft.com/office/drawing/2016/5/10/chartex" xmlns:cx5="http://schemas.microsoft.com/office/drawing/2016/5/11/chartex" xmlns:cx6="http://schemas.microsoft.com/office/drawing/2016/5/12/chartex" xmlns:cx7="http://schemas.microsoft.com/office/drawing/2016/5/13/chartex" xmlns:cx8="http://schemas.microsoft.com/office/drawing/2016/5/14/chartex" xmlns:mc="http://schemas.openxmlformats.org/markup-compatibility/2006" xmlns:aink="http://schemas.microsoft.com/office/drawing/2016/ink" xmlns:am3d="http://schemas.microsoft.com/office/drawing/2017/model3d" xmlns:o="urn:schemas-microsoft-com:office:office" xmlns:oel="http://schemas.microsoft.com/office/2019/extlst" xmlns:r="http://schemas.openxmlformats.org/officeDocument/2006/relationships" xmlns:m="http://schemas.openxmlformats.org/officeDocument/2006/math" xmlns:v="urn:schemas-microsoft-com:vml" xmlns:wp14="http://schemas.microsoft.com/office/word/2010/wordprocessingDrawing" xmlns:wp="http://schemas.openxmlformats.org/drawingml/2006/wordprocessingDrawing" xmlns:w10="urn:schemas-microsoft-com:office:word" xmlns:w="http://schemas.openxmlformats.org/wordprocessingml/2006/main" xmlns:w14="http://schemas.microsoft.com/office/word/2010/wordml" xmlns:w15="http://schemas.microsoft.com/office/word/2012/wordml" xmlns:w16cex="http://schemas.microsoft.com/office/word/2018/wordml/cex" xmlns:w16cid="http://schemas.microsoft.com/office/word/2016/wordml/cid" xmlns:w16="http://schemas.microsoft.com/office/word/2018/wordml" xmlns:w16du="http://schemas.microsoft.com/office/word/2023/wordml/word16du" xmlns:w16sdtdh="http://schemas.microsoft.com/office/word/2020/wordml/sdtdatahash" xmlns:w16sdtfl="http://schemas.microsoft.com/office/word/2024/wordml/sdtformatlock" xmlns:w16se="http://schemas.microsoft.com/office/word/2015/wordml/symex" xmlns:wpg="http://schemas.microsoft.com/office/word/2010/wordprocessingGroup" xmlns:wpi="http://schemas.microsoft.com/office/word/2010/wordprocessingInk" xmlns:wne="http://schemas.microsoft.com/office/word/2006/wordml" xmlns:wps="http://schemas.microsoft.com/office/word/2010/wordprocessingShape" mc:Ignorable="w14 w15 w16se w16cid w16 w16cex w16sdtdh w16sdtfl w16du wp14">
   <w:p>
     <w:pPr>
       <w:pBdr>
@@ -996,7 +1325,7 @@
 </file>
 
 <file path=word/footnotes.xml><?xml version="1.0" encoding="utf-8"?>
-<w:footnotes xmlns:wpc="http://schemas.microsoft.com/office/word/2010/wordprocessingCanvas" xmlns:cx="http://schemas.microsoft.com/office/drawing/2014/chartex" xmlns:cx1="http://schemas.microsoft.com/office/drawing/2015/9/8/chartex" xmlns:cx2="http://schemas.microsoft.com/office/drawing/2015/10/21/chartex" xmlns:cx3="http://schemas.microsoft.com/office/drawing/2016/5/9/chartex" xmlns:cx4="http://schemas.microsoft.com/office/drawing/2016/5/10/chartex" xmlns:cx5="http://schemas.microsoft.com/office/drawing/2016/5/11/chartex" xmlns:cx6="http://schemas.microsoft.com/office/drawing/2016/5/12/chartex" xmlns:cx7="http://schemas.microsoft.com/office/drawing/2016/5/13/chartex" xmlns:cx8="http://schemas.microsoft.com/office/drawing/2016/5/14/chartex" xmlns:mc="http://schemas.openxmlformats.org/markup-compatibility/2006" xmlns:aink="http://schemas.microsoft.com/office/drawing/2016/ink" xmlns:am3d="http://schemas.microsoft.com/office/drawing/2017/model3d" xmlns:o="urn:schemas-microsoft-com:office:office" xmlns:oel="http://schemas.microsoft.com/office/2019/extlst" xmlns:r="http://schemas.openxmlformats.org/officeDocument/2006/relationships" xmlns:m="http://schemas.openxmlformats.org/officeDocument/2006/math" xmlns:v="urn:schemas-microsoft-com:vml" xmlns:wp14="http://schemas.microsoft.com/office/word/2010/wordprocessingDrawing" xmlns:wp="http://schemas.openxmlformats.org/drawingml/2006/wordprocessingDrawing" xmlns:w10="urn:schemas-microsoft-com:office:word" xmlns:w="http://schemas.openxmlformats.org/wordprocessingml/2006/main" xmlns:w14="http://schemas.microsoft.com/office/word/2010/wordml" xmlns:w15="http://schemas.microsoft.com/office/word/2012/wordml" xmlns:w16cei="http://schemas.microsoft.com/office/word/2026/wordml/cei" xmlns:w16cex="http://schemas.microsoft.com/office/word/2018/wordml/cex" xmlns:w16cid="http://schemas.microsoft.com/office/word/2016/wordml/cid" xmlns:w16="http://schemas.microsoft.com/office/word/2018/wordml" xmlns:w16du="http://schemas.microsoft.com/office/word/2023/wordml/word16du" xmlns:w16sdtdh="http://schemas.microsoft.com/office/word/2020/wordml/sdtdatahash" xmlns:w16sdtfl="http://schemas.microsoft.com/office/word/2024/wordml/sdtformatlock" xmlns:w16se="http://schemas.microsoft.com/office/word/2015/wordml/symex" xmlns:wpg="http://schemas.microsoft.com/office/word/2010/wordprocessingGroup" xmlns:wpi="http://schemas.microsoft.com/office/word/2010/wordprocessingInk" xmlns:wne="http://schemas.microsoft.com/office/word/2006/wordml" xmlns:wps="http://schemas.microsoft.com/office/word/2010/wordprocessingShape" mc:Ignorable="w14 w15 w16se w16cid w16 w16cex w16sdtdh w16sdtfl w16du wp14">
+<w:footnotes xmlns:wpc="http://schemas.microsoft.com/office/word/2010/wordprocessingCanvas" xmlns:cx="http://schemas.microsoft.com/office/drawing/2014/chartex" xmlns:cx1="http://schemas.microsoft.com/office/drawing/2015/9/8/chartex" xmlns:cx2="http://schemas.microsoft.com/office/drawing/2015/10/21/chartex" xmlns:cx3="http://schemas.microsoft.com/office/drawing/2016/5/9/chartex" xmlns:cx4="http://schemas.microsoft.com/office/drawing/2016/5/10/chartex" xmlns:cx5="http://schemas.microsoft.com/office/drawing/2016/5/11/chartex" xmlns:cx6="http://schemas.microsoft.com/office/drawing/2016/5/12/chartex" xmlns:cx7="http://schemas.microsoft.com/office/drawing/2016/5/13/chartex" xmlns:cx8="http://schemas.microsoft.com/office/drawing/2016/5/14/chartex" xmlns:mc="http://schemas.openxmlformats.org/markup-compatibility/2006" xmlns:aink="http://schemas.microsoft.com/office/drawing/2016/ink" xmlns:am3d="http://schemas.microsoft.com/office/drawing/2017/model3d" xmlns:o="urn:schemas-microsoft-com:office:office" xmlns:oel="http://schemas.microsoft.com/office/2019/extlst" xmlns:r="http://schemas.openxmlformats.org/officeDocument/2006/relationships" xmlns:m="http://schemas.openxmlformats.org/officeDocument/2006/math" xmlns:v="urn:schemas-microsoft-com:vml" xmlns:wp14="http://schemas.microsoft.com/office/word/2010/wordprocessingDrawing" xmlns:wp="http://schemas.openxmlformats.org/drawingml/2006/wordprocessingDrawing" xmlns:w10="urn:schemas-microsoft-com:office:word" xmlns:w="http://schemas.openxmlformats.org/wordprocessingml/2006/main" xmlns:w14="http://schemas.microsoft.com/office/word/2010/wordml" xmlns:w15="http://schemas.microsoft.com/office/word/2012/wordml" xmlns:w16cex="http://schemas.microsoft.com/office/word/2018/wordml/cex" xmlns:w16cid="http://schemas.microsoft.com/office/word/2016/wordml/cid" xmlns:w16="http://schemas.microsoft.com/office/word/2018/wordml" xmlns:w16du="http://schemas.microsoft.com/office/word/2023/wordml/word16du" xmlns:w16sdtdh="http://schemas.microsoft.com/office/word/2020/wordml/sdtdatahash" xmlns:w16sdtfl="http://schemas.microsoft.com/office/word/2024/wordml/sdtformatlock" xmlns:w16se="http://schemas.microsoft.com/office/word/2015/wordml/symex" xmlns:wpg="http://schemas.microsoft.com/office/word/2010/wordprocessingGroup" xmlns:wpi="http://schemas.microsoft.com/office/word/2010/wordprocessingInk" xmlns:wne="http://schemas.microsoft.com/office/word/2006/wordml" xmlns:wps="http://schemas.microsoft.com/office/word/2010/wordprocessingShape" mc:Ignorable="w14 w15 w16se w16cid w16 w16cex w16sdtdh w16sdtfl w16du wp14">
   <w:footnote w:type="separator" w:id="-1">
     <w:p>
       <w:pPr>
@@ -1021,7 +1350,7 @@
 </file>
 
 <file path=word/header1.xml><?xml version="1.0" encoding="utf-8"?>
-<w:hdr xmlns:wpc="http://schemas.microsoft.com/office/word/2010/wordprocessingCanvas" xmlns:cx="http://schemas.microsoft.com/office/drawing/2014/chartex" xmlns:cx1="http://schemas.microsoft.com/office/drawing/2015/9/8/chartex" xmlns:cx2="http://schemas.microsoft.com/office/drawing/2015/10/21/chartex" xmlns:cx3="http://schemas.microsoft.com/office/drawing/2016/5/9/chartex" xmlns:cx4="http://schemas.microsoft.com/office/drawing/2016/5/10/chartex" xmlns:cx5="http://schemas.microsoft.com/office/drawing/2016/5/11/chartex" xmlns:cx6="http://schemas.microsoft.com/office/drawing/2016/5/12/chartex" xmlns:cx7="http://schemas.microsoft.com/office/drawing/2016/5/13/chartex" xmlns:cx8="http://schemas.microsoft.com/office/drawing/2016/5/14/chartex" xmlns:mc="http://schemas.openxmlformats.org/markup-compatibility/2006" xmlns:aink="http://schemas.microsoft.com/office/drawing/2016/ink" xmlns:am3d="http://schemas.microsoft.com/office/drawing/2017/model3d" xmlns:o="urn:schemas-microsoft-com:office:office" xmlns:oel="http://schemas.microsoft.com/office/2019/extlst" xmlns:r="http://schemas.openxmlformats.org/officeDocument/2006/relationships" xmlns:m="http://schemas.openxmlformats.org/officeDocument/2006/math" xmlns:v="urn:schemas-microsoft-com:vml" xmlns:wp14="http://schemas.microsoft.com/office/word/2010/wordprocessingDrawing" xmlns:wp="http://schemas.openxmlformats.org/drawingml/2006/wordprocessingDrawing" xmlns:w10="urn:schemas-microsoft-com:office:word" xmlns:w="http://schemas.openxmlformats.org/wordprocessingml/2006/main" xmlns:w14="http://schemas.microsoft.com/office/word/2010/wordml" xmlns:w15="http://schemas.microsoft.com/office/word/2012/wordml" xmlns:w16cei="http://schemas.microsoft.com/office/word/2026/wordml/cei" xmlns:w16cex="http://schemas.microsoft.com/office/word/2018/wordml/cex" xmlns:w16cid="http://schemas.microsoft.com/office/word/2016/wordml/cid" xmlns:w16="http://schemas.microsoft.com/office/word/2018/wordml" xmlns:w16du="http://schemas.microsoft.com/office/word/2023/wordml/word16du" xmlns:w16sdtdh="http://schemas.microsoft.com/office/word/2020/wordml/sdtdatahash" xmlns:w16sdtfl="http://schemas.microsoft.com/office/word/2024/wordml/sdtformatlock" xmlns:w16se="http://schemas.microsoft.com/office/word/2015/wordml/symex" xmlns:wpg="http://schemas.microsoft.com/office/word/2010/wordprocessingGroup" xmlns:wpi="http://schemas.microsoft.com/office/word/2010/wordprocessingInk" xmlns:wne="http://schemas.microsoft.com/office/word/2006/wordml" xmlns:wps="http://schemas.microsoft.com/office/word/2010/wordprocessingShape" mc:Ignorable="w14 w15 w16se w16cid w16 w16cex w16sdtdh w16sdtfl w16du wp14">
+<w:hdr xmlns:wpc="http://schemas.microsoft.com/office/word/2010/wordprocessingCanvas" xmlns:cx="http://schemas.microsoft.com/office/drawing/2014/chartex" xmlns:cx1="http://schemas.microsoft.com/office/drawing/2015/9/8/chartex" xmlns:cx2="http://schemas.microsoft.com/office/drawing/2015/10/21/chartex" xmlns:cx3="http://schemas.microsoft.com/office/drawing/2016/5/9/chartex" xmlns:cx4="http://schemas.microsoft.com/office/drawing/2016/5/10/chartex" xmlns:cx5="http://schemas.microsoft.com/office/drawing/2016/5/11/chartex" xmlns:cx6="http://schemas.microsoft.com/office/drawing/2016/5/12/chartex" xmlns:cx7="http://schemas.microsoft.com/office/drawing/2016/5/13/chartex" xmlns:cx8="http://schemas.microsoft.com/office/drawing/2016/5/14/chartex" xmlns:mc="http://schemas.openxmlformats.org/markup-compatibility/2006" xmlns:aink="http://schemas.microsoft.com/office/drawing/2016/ink" xmlns:am3d="http://schemas.microsoft.com/office/drawing/2017/model3d" xmlns:o="urn:schemas-microsoft-com:office:office" xmlns:oel="http://schemas.microsoft.com/office/2019/extlst" xmlns:r="http://schemas.openxmlformats.org/officeDocument/2006/relationships" xmlns:m="http://schemas.openxmlformats.org/officeDocument/2006/math" xmlns:v="urn:schemas-microsoft-com:vml" xmlns:wp14="http://schemas.microsoft.com/office/word/2010/wordprocessingDrawing" xmlns:wp="http://schemas.openxmlformats.org/drawingml/2006/wordprocessingDrawing" xmlns:w10="urn:schemas-microsoft-com:office:word" xmlns:w="http://schemas.openxmlformats.org/wordprocessingml/2006/main" xmlns:w14="http://schemas.microsoft.com/office/word/2010/wordml" xmlns:w15="http://schemas.microsoft.com/office/word/2012/wordml" xmlns:w16cex="http://schemas.microsoft.com/office/word/2018/wordml/cex" xmlns:w16cid="http://schemas.microsoft.com/office/word/2016/wordml/cid" xmlns:w16="http://schemas.microsoft.com/office/word/2018/wordml" xmlns:w16du="http://schemas.microsoft.com/office/word/2023/wordml/word16du" xmlns:w16sdtdh="http://schemas.microsoft.com/office/word/2020/wordml/sdtdatahash" xmlns:w16sdtfl="http://schemas.microsoft.com/office/word/2024/wordml/sdtformatlock" xmlns:w16se="http://schemas.microsoft.com/office/word/2015/wordml/symex" xmlns:wpg="http://schemas.microsoft.com/office/word/2010/wordprocessingGroup" xmlns:wpi="http://schemas.microsoft.com/office/word/2010/wordprocessingInk" xmlns:wne="http://schemas.microsoft.com/office/word/2006/wordml" xmlns:wps="http://schemas.microsoft.com/office/word/2010/wordprocessingShape" mc:Ignorable="w14 w15 w16se w16cid w16 w16cex w16sdtdh w16sdtfl w16du wp14">
   <w:p>
     <w:pPr>
       <w:pBdr>
@@ -1046,7 +1375,7 @@
 </file>
 
 <file path=word/header2.xml><?xml version="1.0" encoding="utf-8"?>
-<w:hdr xmlns:wpc="http://schemas.microsoft.com/office/word/2010/wordprocessingCanvas" xmlns:cx="http://schemas.microsoft.com/office/drawing/2014/chartex" xmlns:cx1="http://schemas.microsoft.com/office/drawing/2015/9/8/chartex" xmlns:cx2="http://schemas.microsoft.com/office/drawing/2015/10/21/chartex" xmlns:cx3="http://schemas.microsoft.com/office/drawing/2016/5/9/chartex" xmlns:cx4="http://schemas.microsoft.com/office/drawing/2016/5/10/chartex" xmlns:cx5="http://schemas.microsoft.com/office/drawing/2016/5/11/chartex" xmlns:cx6="http://schemas.microsoft.com/office/drawing/2016/5/12/chartex" xmlns:cx7="http://schemas.microsoft.com/office/drawing/2016/5/13/chartex" xmlns:cx8="http://schemas.microsoft.com/office/drawing/2016/5/14/chartex" xmlns:mc="http://schemas.openxmlformats.org/markup-compatibility/2006" xmlns:aink="http://schemas.microsoft.com/office/drawing/2016/ink" xmlns:am3d="http://schemas.microsoft.com/office/drawing/2017/model3d" xmlns:o="urn:schemas-microsoft-com:office:office" xmlns:oel="http://schemas.microsoft.com/office/2019/extlst" xmlns:r="http://schemas.openxmlformats.org/officeDocument/2006/relationships" xmlns:m="http://schemas.openxmlformats.org/officeDocument/2006/math" xmlns:v="urn:schemas-microsoft-com:vml" xmlns:wp14="http://schemas.microsoft.com/office/word/2010/wordprocessingDrawing" xmlns:wp="http://schemas.openxmlformats.org/drawingml/2006/wordprocessingDrawing" xmlns:w10="urn:schemas-microsoft-com:office:word" xmlns:w="http://schemas.openxmlformats.org/wordprocessingml/2006/main" xmlns:w14="http://schemas.microsoft.com/office/word/2010/wordml" xmlns:w15="http://schemas.microsoft.com/office/word/2012/wordml" xmlns:w16cei="http://schemas.microsoft.com/office/word/2026/wordml/cei" xmlns:w16cex="http://schemas.microsoft.com/office/word/2018/wordml/cex" xmlns:w16cid="http://schemas.microsoft.com/office/word/2016/wordml/cid" xmlns:w16="http://schemas.microsoft.com/office/word/2018/wordml" xmlns:w16du="http://schemas.microsoft.com/office/word/2023/wordml/word16du" xmlns:w16sdtdh="http://schemas.microsoft.com/office/word/2020/wordml/sdtdatahash" xmlns:w16sdtfl="http://schemas.microsoft.com/office/word/2024/wordml/sdtformatlock" xmlns:w16se="http://schemas.microsoft.com/office/word/2015/wordml/symex" xmlns:wpg="http://schemas.microsoft.com/office/word/2010/wordprocessingGroup" xmlns:wpi="http://schemas.microsoft.com/office/word/2010/wordprocessingInk" xmlns:wne="http://schemas.microsoft.com/office/word/2006/wordml" xmlns:wps="http://schemas.microsoft.com/office/word/2010/wordprocessingShape" mc:Ignorable="w14 w15 w16se w16cid w16 w16cex w16sdtdh w16sdtfl w16du wp14">
+<w:hdr xmlns:wpc="http://schemas.microsoft.com/office/word/2010/wordprocessingCanvas" xmlns:cx="http://schemas.microsoft.com/office/drawing/2014/chartex" xmlns:cx1="http://schemas.microsoft.com/office/drawing/2015/9/8/chartex" xmlns:cx2="http://schemas.microsoft.com/office/drawing/2015/10/21/chartex" xmlns:cx3="http://schemas.microsoft.com/office/drawing/2016/5/9/chartex" xmlns:cx4="http://schemas.microsoft.com/office/drawing/2016/5/10/chartex" xmlns:cx5="http://schemas.microsoft.com/office/drawing/2016/5/11/chartex" xmlns:cx6="http://schemas.microsoft.com/office/drawing/2016/5/12/chartex" xmlns:cx7="http://schemas.microsoft.com/office/drawing/2016/5/13/chartex" xmlns:cx8="http://schemas.microsoft.com/office/drawing/2016/5/14/chartex" xmlns:mc="http://schemas.openxmlformats.org/markup-compatibility/2006" xmlns:aink="http://schemas.microsoft.com/office/drawing/2016/ink" xmlns:am3d="http://schemas.microsoft.com/office/drawing/2017/model3d" xmlns:o="urn:schemas-microsoft-com:office:office" xmlns:oel="http://schemas.microsoft.com/office/2019/extlst" xmlns:r="http://schemas.openxmlformats.org/officeDocument/2006/relationships" xmlns:m="http://schemas.openxmlformats.org/officeDocument/2006/math" xmlns:v="urn:schemas-microsoft-com:vml" xmlns:wp14="http://schemas.microsoft.com/office/word/2010/wordprocessingDrawing" xmlns:wp="http://schemas.openxmlformats.org/drawingml/2006/wordprocessingDrawing" xmlns:w10="urn:schemas-microsoft-com:office:word" xmlns:w="http://schemas.openxmlformats.org/wordprocessingml/2006/main" xmlns:w14="http://schemas.microsoft.com/office/word/2010/wordml" xmlns:w15="http://schemas.microsoft.com/office/word/2012/wordml" xmlns:w16cex="http://schemas.microsoft.com/office/word/2018/wordml/cex" xmlns:w16cid="http://schemas.microsoft.com/office/word/2016/wordml/cid" xmlns:w16="http://schemas.microsoft.com/office/word/2018/wordml" xmlns:w16du="http://schemas.microsoft.com/office/word/2023/wordml/word16du" xmlns:w16sdtdh="http://schemas.microsoft.com/office/word/2020/wordml/sdtdatahash" xmlns:w16sdtfl="http://schemas.microsoft.com/office/word/2024/wordml/sdtformatlock" xmlns:w16se="http://schemas.microsoft.com/office/word/2015/wordml/symex" xmlns:wpg="http://schemas.microsoft.com/office/word/2010/wordprocessingGroup" xmlns:wpi="http://schemas.microsoft.com/office/word/2010/wordprocessingInk" xmlns:wne="http://schemas.microsoft.com/office/word/2006/wordml" xmlns:wps="http://schemas.microsoft.com/office/word/2010/wordprocessingShape" mc:Ignorable="w14 w15 w16se w16cid w16 w16cex w16sdtdh w16sdtfl w16du wp14">
   <w:p>
     <w:pPr>
       <w:pBdr>
@@ -1067,57 +1396,6 @@
         <w:color w:val="000000"/>
       </w:rPr>
     </w:pPr>
-    <w:bookmarkStart w:id="0" w:name="_heading=h.gjdgxs" w:colFirst="0" w:colLast="0"/>
-    <w:bookmarkEnd w:id="0"/>
-    <w:r>
-      <w:rPr>
-        <w:rFonts w:cs="Calibri"/>
-        <w:color w:val="000000"/>
-      </w:rPr>
-      <w:t xml:space="preserve">   </w:t>
-    </w:r>
-    <w:r>
-      <w:rPr>
-        <w:rFonts w:cs="Calibri"/>
-        <w:noProof/>
-        <w:color w:val="000000"/>
-      </w:rPr>
-      <w:drawing>
-        <wp:inline distT="0" distB="0" distL="0" distR="0" wp14:anchorId="5A049402" wp14:editId="7CAEF08E">
-          <wp:extent cx="843508" cy="1095375"/>
-          <wp:effectExtent l="0" t="0" r="0" b="0"/>
-          <wp:docPr id="12" name="image1.png" descr="Undip.png"/>
-          <wp:cNvGraphicFramePr/>
-          <a:graphic xmlns:a="http://schemas.openxmlformats.org/drawingml/2006/main">
-            <a:graphicData uri="http://schemas.openxmlformats.org/drawingml/2006/picture">
-              <pic:pic xmlns:pic="http://schemas.openxmlformats.org/drawingml/2006/picture">
-                <pic:nvPicPr>
-                  <pic:cNvPr id="0" name="image1.png" descr="Undip.png"/>
-                  <pic:cNvPicPr preferRelativeResize="0"/>
-                </pic:nvPicPr>
-                <pic:blipFill>
-                  <a:blip r:embed="rId1"/>
-                  <a:srcRect t="-8959" b="-7601"/>
-                  <a:stretch>
-                    <a:fillRect/>
-                  </a:stretch>
-                </pic:blipFill>
-                <pic:spPr>
-                  <a:xfrm>
-                    <a:off x="0" y="0"/>
-                    <a:ext cx="843508" cy="1095375"/>
-                  </a:xfrm>
-                  <a:prstGeom prst="rect">
-                    <a:avLst/>
-                  </a:prstGeom>
-                  <a:ln/>
-                </pic:spPr>
-              </pic:pic>
-            </a:graphicData>
-          </a:graphic>
-        </wp:inline>
-      </w:drawing>
-    </w:r>
     <w:r>
       <w:rPr>
         <w:noProof/>
@@ -1125,27 +1403,31 @@
       <mc:AlternateContent>
         <mc:Choice Requires="wps">
           <w:drawing>
-            <wp:anchor distT="0" distB="0" distL="114300" distR="114300" simplePos="0" relativeHeight="251658240" behindDoc="0" locked="0" layoutInCell="1" hidden="0" allowOverlap="1" wp14:anchorId="5E4F8400" wp14:editId="2B87DD20">
+            <wp:anchor distT="0" distB="0" distL="114300" distR="114300" simplePos="0" relativeHeight="251666432" behindDoc="0" locked="0" layoutInCell="1" allowOverlap="1" wp14:anchorId="17958F9C" wp14:editId="74E34A0B">
               <wp:simplePos x="0" y="0"/>
               <wp:positionH relativeFrom="column">
-                <wp:posOffset>4191000</wp:posOffset>
+                <wp:posOffset>122030</wp:posOffset>
               </wp:positionH>
               <wp:positionV relativeFrom="paragraph">
-                <wp:posOffset>520700</wp:posOffset>
+                <wp:posOffset>-92075</wp:posOffset>
               </wp:positionV>
-              <wp:extent cx="2428875" cy="571500"/>
-              <wp:effectExtent l="0" t="0" r="0" b="0"/>
+              <wp:extent cx="3751580" cy="1048385"/>
+              <wp:effectExtent l="0" t="0" r="1270" b="0"/>
               <wp:wrapNone/>
-              <wp:docPr id="9" name="Rectangle 9"/>
-              <wp:cNvGraphicFramePr/>
+              <wp:docPr id="8" name="Text Box 4"/>
+              <wp:cNvGraphicFramePr>
+                <a:graphicFrameLocks xmlns:a="http://schemas.openxmlformats.org/drawingml/2006/main"/>
+              </wp:cNvGraphicFramePr>
               <a:graphic xmlns:a="http://schemas.openxmlformats.org/drawingml/2006/main">
                 <a:graphicData uri="http://schemas.microsoft.com/office/word/2010/wordprocessingShape">
                   <wps:wsp>
-                    <wps:cNvSpPr/>
-                    <wps:spPr>
+                    <wps:cNvSpPr txBox="1">
+                      <a:spLocks noChangeArrowheads="1"/>
+                    </wps:cNvSpPr>
+                    <wps:spPr bwMode="auto">
                       <a:xfrm>
-                        <a:off x="4136325" y="3499013"/>
-                        <a:ext cx="2419350" cy="561975"/>
+                        <a:off x="0" y="0"/>
+                        <a:ext cx="3751580" cy="1048385"/>
                       </a:xfrm>
                       <a:prstGeom prst="rect">
                         <a:avLst/>
@@ -1162,206 +1444,308 @@
                         <w:p>
                           <w:pPr>
                             <w:spacing w:after="0" w:line="240" w:lineRule="auto"/>
-                            <w:jc w:val="right"/>
-                            <w:textDirection w:val="btLr"/>
+                            <w:rPr>
+                              <w:rFonts w:ascii="Times New Roman" w:hAnsi="Times New Roman"/>
+                              <w:b/>
+                              <w:color w:val="0070C0"/>
+                            </w:rPr>
                           </w:pPr>
                           <w:r>
                             <w:rPr>
-                              <w:rFonts w:ascii="Arial" w:eastAsia="Arial" w:hAnsi="Arial"/>
-                              <w:color w:val="000066"/>
-                              <w:sz w:val="14"/>
+                              <w:rFonts w:ascii="Times New Roman" w:hAnsi="Times New Roman"/>
+                              <w:b/>
+                              <w:color w:val="0070C0"/>
                             </w:rPr>
-                            <w:t>Jalan Prof. Sudarto, S.H.</w:t>
+                            <w:t>KEMENTERIAN PENDIDIKAN TINGGI, SAIN</w:t>
+                          </w:r>
+                          <w:r>
+                            <w:rPr>
+                              <w:rFonts w:ascii="Times New Roman" w:hAnsi="Times New Roman"/>
+                              <w:b/>
+                              <w:color w:val="0070C0"/>
+                            </w:rPr>
+                            <w:t>S</w:t>
+                          </w:r>
+                          <w:r>
+                            <w:rPr>
+                              <w:rFonts w:ascii="Times New Roman" w:hAnsi="Times New Roman"/>
+                              <w:b/>
+                              <w:color w:val="0070C0"/>
+                            </w:rPr>
+                            <w:t>,</w:t>
                           </w:r>
                         </w:p>
                         <w:p>
                           <w:pPr>
                             <w:spacing w:after="0" w:line="240" w:lineRule="auto"/>
-                            <w:jc w:val="right"/>
-                            <w:textDirection w:val="btLr"/>
+                            <w:rPr>
+                              <w:rFonts w:ascii="Times New Roman" w:hAnsi="Times New Roman"/>
+                              <w:b/>
+                              <w:color w:val="0070C0"/>
+                            </w:rPr>
                           </w:pPr>
                           <w:r>
                             <w:rPr>
-                              <w:rFonts w:ascii="Arial" w:eastAsia="Arial" w:hAnsi="Arial"/>
-                              <w:color w:val="000066"/>
-                              <w:sz w:val="14"/>
+                              <w:rFonts w:ascii="Times New Roman" w:hAnsi="Times New Roman"/>
+                              <w:b/>
+                              <w:color w:val="0070C0"/>
                             </w:rPr>
-                            <w:t>Tembalang Semarang Kode Pos 50275</w:t>
+                            <w:t>DAN TEKNOLOGI</w:t>
                           </w:r>
                         </w:p>
                         <w:p>
                           <w:pPr>
                             <w:spacing w:after="0" w:line="240" w:lineRule="auto"/>
-                            <w:jc w:val="right"/>
-                            <w:textDirection w:val="btLr"/>
+                            <w:rPr>
+                              <w:rFonts w:ascii="Times New Roman" w:hAnsi="Times New Roman"/>
+                              <w:b/>
+                              <w:color w:val="0070C0"/>
+                              <w:sz w:val="24"/>
+                              <w:szCs w:val="24"/>
+                            </w:rPr>
                           </w:pPr>
                           <w:r>
                             <w:rPr>
-                              <w:rFonts w:ascii="Arial" w:eastAsia="Arial" w:hAnsi="Arial"/>
-                              <w:color w:val="000066"/>
-                              <w:sz w:val="14"/>
+                              <w:rFonts w:ascii="Times New Roman" w:hAnsi="Times New Roman"/>
+                              <w:b/>
+                              <w:color w:val="0070C0"/>
+                              <w:sz w:val="24"/>
+                              <w:szCs w:val="24"/>
                             </w:rPr>
-                            <w:t>Tel. (024) 76480678, Faks. (024) 7460053</w:t>
+                            <w:t>UNIVERSITAS DIPONEGORO</w:t>
                           </w:r>
                         </w:p>
                         <w:p>
                           <w:pPr>
                             <w:spacing w:after="0" w:line="240" w:lineRule="auto"/>
-                            <w:jc w:val="right"/>
-                            <w:textDirection w:val="btLr"/>
+                            <w:rPr>
+                              <w:rFonts w:ascii="Times New Roman" w:hAnsi="Times New Roman"/>
+                              <w:b/>
+                              <w:color w:val="0070C0"/>
+                              <w:sz w:val="24"/>
+                              <w:szCs w:val="24"/>
+                            </w:rPr>
                           </w:pPr>
                           <w:r>
                             <w:rPr>
-                              <w:rFonts w:ascii="Arial" w:eastAsia="Arial" w:hAnsi="Arial"/>
-                              <w:color w:val="000066"/>
-                              <w:sz w:val="14"/>
-                              <w:u w:val="single"/>
+                              <w:rFonts w:ascii="Times New Roman" w:hAnsi="Times New Roman"/>
+                              <w:b/>
+                              <w:color w:val="0070C0"/>
+                              <w:sz w:val="24"/>
+                              <w:szCs w:val="24"/>
                             </w:rPr>
-                            <w:t>www.ft.undip.ac.id</w:t>
+                            <w:t>FAKULTAS TEKNIK</w:t>
+                          </w:r>
+                        </w:p>
+                        <w:p>
+                          <w:pPr>
+                            <w:spacing w:after="0" w:line="240" w:lineRule="auto"/>
+                            <w:rPr>
+                              <w:rFonts w:ascii="Times New Roman" w:hAnsi="Times New Roman"/>
+                              <w:b/>
+                              <w:color w:val="0070C0"/>
+                              <w:sz w:val="30"/>
+                              <w:szCs w:val="30"/>
+                            </w:rPr>
+                          </w:pPr>
+                          <w:r>
+                            <w:rPr>
+                              <w:rFonts w:ascii="Times New Roman" w:hAnsi="Times New Roman"/>
+                              <w:b/>
+                              <w:color w:val="0070C0"/>
+                              <w:sz w:val="30"/>
+                              <w:szCs w:val="30"/>
+                            </w:rPr>
+                            <w:t>DEPARTEMEN TEKNIK</w:t>
                           </w:r>
                           <w:r>
                             <w:rPr>
-                              <w:rFonts w:ascii="Arial" w:eastAsia="Arial" w:hAnsi="Arial"/>
-                              <w:color w:val="000066"/>
-                              <w:sz w:val="14"/>
+                              <w:rFonts w:ascii="Times New Roman" w:hAnsi="Times New Roman"/>
+                              <w:b/>
+                              <w:color w:val="0070C0"/>
+                              <w:sz w:val="30"/>
+                              <w:szCs w:val="30"/>
                             </w:rPr>
-                            <w:t xml:space="preserve"> | email: enveng@live.undip.ac.id</w:t>
+                            <w:t xml:space="preserve"> LI</w:t>
+                          </w:r>
+                          <w:r>
+                            <w:rPr>
+                              <w:rFonts w:ascii="Times New Roman" w:hAnsi="Times New Roman"/>
+                              <w:b/>
+                              <w:color w:val="0070C0"/>
+                              <w:sz w:val="30"/>
+                              <w:szCs w:val="30"/>
+                            </w:rPr>
+                            <w:t>NGKUNGAN</w:t>
                           </w:r>
                         </w:p>
                       </w:txbxContent>
                     </wps:txbx>
-                    <wps:bodyPr spcFirstLastPara="1" wrap="square" lIns="114300" tIns="0" rIns="114300" bIns="0" anchor="t" anchorCtr="0">
+                    <wps:bodyPr rot="0" vert="horz" wrap="square" lIns="91440" tIns="45720" rIns="91440" bIns="45720" anchor="t" anchorCtr="0" upright="1">
                       <a:noAutofit/>
                     </wps:bodyPr>
                   </wps:wsp>
                 </a:graphicData>
               </a:graphic>
+              <wp14:sizeRelH relativeFrom="margin">
+                <wp14:pctWidth>0</wp14:pctWidth>
+              </wp14:sizeRelH>
+              <wp14:sizeRelV relativeFrom="margin">
+                <wp14:pctHeight>0</wp14:pctHeight>
+              </wp14:sizeRelV>
             </wp:anchor>
           </w:drawing>
         </mc:Choice>
         <mc:Fallback>
           <w:pict>
-            <v:rect w14:anchorId="5E4F8400" id="Rectangle 9" o:spid="_x0000_s1026" style="position:absolute;left:0;text-align:left;margin-left:330pt;margin-top:41pt;width:191.25pt;height:45pt;z-index:251658240;visibility:visible;mso-wrap-style:square;mso-wrap-distance-left:9pt;mso-wrap-distance-top:0;mso-wrap-distance-right:9pt;mso-wrap-distance-bottom:0;mso-position-horizontal:absolute;mso-position-horizontal-relative:text;mso-position-vertical:absolute;mso-position-vertical-relative:text;v-text-anchor:top" o:gfxdata="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" stroked="f">
-              <v:textbox inset="9pt,0,9pt,0">
+            <v:shapetype w14:anchorId="17958F9C" id="_x0000_t202" coordsize="21600,21600" o:spt="202" path="m,l,21600r21600,l21600,xe">
+              <v:stroke joinstyle="miter"/>
+              <v:path gradientshapeok="t" o:connecttype="rect"/>
+            </v:shapetype>
+            <v:shape id="Text Box 4" o:spid="_x0000_s1026" type="#_x0000_t202" style="position:absolute;left:0;text-align:left;margin-left:9.6pt;margin-top:-7.25pt;width:295.4pt;height:82.55pt;z-index:251666432;visibility:visible;mso-wrap-style:square;mso-width-percent:0;mso-height-percent:0;mso-wrap-distance-left:9pt;mso-wrap-distance-top:0;mso-wrap-distance-right:9pt;mso-wrap-distance-bottom:0;mso-position-horizontal:absolute;mso-position-horizontal-relative:text;mso-position-vertical:absolute;mso-position-vertical-relative:text;mso-width-percent:0;mso-height-percent:0;mso-width-relative:margin;mso-height-relative:margin;v-text-anchor:top" o:gfxdata="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" stroked="f">
+              <v:textbox>
                 <w:txbxContent>
                   <w:p>
                     <w:pPr>
                       <w:spacing w:after="0" w:line="240" w:lineRule="auto"/>
-                      <w:jc w:val="right"/>
-                      <w:textDirection w:val="btLr"/>
+                      <w:rPr>
+                        <w:rFonts w:ascii="Times New Roman" w:hAnsi="Times New Roman"/>
+                        <w:b/>
+                        <w:color w:val="0070C0"/>
+                      </w:rPr>
                     </w:pPr>
                     <w:r>
                       <w:rPr>
-                        <w:rFonts w:ascii="Arial" w:eastAsia="Arial" w:hAnsi="Arial"/>
-                        <w:color w:val="000066"/>
-                        <w:sz w:val="14"/>
+                        <w:rFonts w:ascii="Times New Roman" w:hAnsi="Times New Roman"/>
+                        <w:b/>
+                        <w:color w:val="0070C0"/>
                       </w:rPr>
-                      <w:t xml:space="preserve">Jalan Prof. </w:t>
+                      <w:t>KEMENTERIAN PENDIDIKAN TINGGI, SAIN</w:t>
                     </w:r>
-                    <w:proofErr w:type="spellStart"/>
                     <w:r>
                       <w:rPr>
-                        <w:rFonts w:ascii="Arial" w:eastAsia="Arial" w:hAnsi="Arial"/>
-                        <w:color w:val="000066"/>
-                        <w:sz w:val="14"/>
+                        <w:rFonts w:ascii="Times New Roman" w:hAnsi="Times New Roman"/>
+                        <w:b/>
+                        <w:color w:val="0070C0"/>
                       </w:rPr>
-                      <w:t>Sudarto</w:t>
+                      <w:t>S</w:t>
                     </w:r>
-                    <w:proofErr w:type="spellEnd"/>
                     <w:r>
                       <w:rPr>
-                        <w:rFonts w:ascii="Arial" w:eastAsia="Arial" w:hAnsi="Arial"/>
-                        <w:color w:val="000066"/>
-                        <w:sz w:val="14"/>
+                        <w:rFonts w:ascii="Times New Roman" w:hAnsi="Times New Roman"/>
+                        <w:b/>
+                        <w:color w:val="0070C0"/>
                       </w:rPr>
-                      <w:t>, S.H.</w:t>
+                      <w:t>,</w:t>
                     </w:r>
                   </w:p>
                   <w:p>
                     <w:pPr>
                       <w:spacing w:after="0" w:line="240" w:lineRule="auto"/>
-                      <w:jc w:val="right"/>
-                      <w:textDirection w:val="btLr"/>
+                      <w:rPr>
+                        <w:rFonts w:ascii="Times New Roman" w:hAnsi="Times New Roman"/>
+                        <w:b/>
+                        <w:color w:val="0070C0"/>
+                      </w:rPr>
                     </w:pPr>
-                    <w:proofErr w:type="spellStart"/>
                     <w:r>
                       <w:rPr>
-                        <w:rFonts w:ascii="Arial" w:eastAsia="Arial" w:hAnsi="Arial"/>
-                        <w:color w:val="000066"/>
-                        <w:sz w:val="14"/>
+                        <w:rFonts w:ascii="Times New Roman" w:hAnsi="Times New Roman"/>
+                        <w:b/>
+                        <w:color w:val="0070C0"/>
                       </w:rPr>
-                      <w:t>Tembalang</w:t>
-                    </w:r>
-                    <w:proofErr w:type="spellEnd"/>
-                    <w:r>
-                      <w:rPr>
-                        <w:rFonts w:ascii="Arial" w:eastAsia="Arial" w:hAnsi="Arial"/>
-                        <w:color w:val="000066"/>
-                        <w:sz w:val="14"/>
-                      </w:rPr>
-                      <w:t xml:space="preserve"> Semarang Kode Pos 50275</w:t>
+                      <w:t>DAN TEKNOLOGI</w:t>
                     </w:r>
                   </w:p>
                   <w:p>
                     <w:pPr>
                       <w:spacing w:after="0" w:line="240" w:lineRule="auto"/>
-                      <w:jc w:val="right"/>
-                      <w:textDirection w:val="btLr"/>
+                      <w:rPr>
+                        <w:rFonts w:ascii="Times New Roman" w:hAnsi="Times New Roman"/>
+                        <w:b/>
+                        <w:color w:val="0070C0"/>
+                        <w:sz w:val="24"/>
+                        <w:szCs w:val="24"/>
+                      </w:rPr>
                     </w:pPr>
                     <w:r>
                       <w:rPr>
-                        <w:rFonts w:ascii="Arial" w:eastAsia="Arial" w:hAnsi="Arial"/>
-                        <w:color w:val="000066"/>
-                        <w:sz w:val="14"/>
+                        <w:rFonts w:ascii="Times New Roman" w:hAnsi="Times New Roman"/>
+                        <w:b/>
+                        <w:color w:val="0070C0"/>
+                        <w:sz w:val="24"/>
+                        <w:szCs w:val="24"/>
                       </w:rPr>
-                      <w:t xml:space="preserve">Tel. (024) 76480678, </w:t>
-                    </w:r>
-                    <w:proofErr w:type="spellStart"/>
-                    <w:r>
-                      <w:rPr>
-                        <w:rFonts w:ascii="Arial" w:eastAsia="Arial" w:hAnsi="Arial"/>
-                        <w:color w:val="000066"/>
-                        <w:sz w:val="14"/>
-                      </w:rPr>
-                      <w:t>Faks</w:t>
-                    </w:r>
-                    <w:proofErr w:type="spellEnd"/>
-                    <w:r>
-                      <w:rPr>
-                        <w:rFonts w:ascii="Arial" w:eastAsia="Arial" w:hAnsi="Arial"/>
-                        <w:color w:val="000066"/>
-                        <w:sz w:val="14"/>
-                      </w:rPr>
-                      <w:t>. (024) 7460053</w:t>
+                      <w:t>UNIVERSITAS DIPONEGORO</w:t>
                     </w:r>
                   </w:p>
                   <w:p>
                     <w:pPr>
                       <w:spacing w:after="0" w:line="240" w:lineRule="auto"/>
-                      <w:jc w:val="right"/>
-                      <w:textDirection w:val="btLr"/>
+                      <w:rPr>
+                        <w:rFonts w:ascii="Times New Roman" w:hAnsi="Times New Roman"/>
+                        <w:b/>
+                        <w:color w:val="0070C0"/>
+                        <w:sz w:val="24"/>
+                        <w:szCs w:val="24"/>
+                      </w:rPr>
                     </w:pPr>
                     <w:r>
                       <w:rPr>
-                        <w:rFonts w:ascii="Arial" w:eastAsia="Arial" w:hAnsi="Arial"/>
-                        <w:color w:val="000066"/>
-                        <w:sz w:val="14"/>
-                        <w:u w:val="single"/>
+                        <w:rFonts w:ascii="Times New Roman" w:hAnsi="Times New Roman"/>
+                        <w:b/>
+                        <w:color w:val="0070C0"/>
+                        <w:sz w:val="24"/>
+                        <w:szCs w:val="24"/>
                       </w:rPr>
-                      <w:t>www.ft.undip.ac.id</w:t>
+                      <w:t>FAKULTAS TEKNIK</w:t>
+                    </w:r>
+                  </w:p>
+                  <w:p>
+                    <w:pPr>
+                      <w:spacing w:after="0" w:line="240" w:lineRule="auto"/>
+                      <w:rPr>
+                        <w:rFonts w:ascii="Times New Roman" w:hAnsi="Times New Roman"/>
+                        <w:b/>
+                        <w:color w:val="0070C0"/>
+                        <w:sz w:val="30"/>
+                        <w:szCs w:val="30"/>
+                      </w:rPr>
+                    </w:pPr>
+                    <w:r>
+                      <w:rPr>
+                        <w:rFonts w:ascii="Times New Roman" w:hAnsi="Times New Roman"/>
+                        <w:b/>
+                        <w:color w:val="0070C0"/>
+                        <w:sz w:val="30"/>
+                        <w:szCs w:val="30"/>
+                      </w:rPr>
+                      <w:t>DEPARTEMEN TEKNIK</w:t>
                     </w:r>
                     <w:r>
                       <w:rPr>
-                        <w:rFonts w:ascii="Arial" w:eastAsia="Arial" w:hAnsi="Arial"/>
-                        <w:color w:val="000066"/>
-                        <w:sz w:val="14"/>
+                        <w:rFonts w:ascii="Times New Roman" w:hAnsi="Times New Roman"/>
+                        <w:b/>
+                        <w:color w:val="0070C0"/>
+                        <w:sz w:val="30"/>
+                        <w:szCs w:val="30"/>
                       </w:rPr>
-                      <w:t xml:space="preserve"> | email: enveng@live.undip.ac.id</w:t>
+                      <w:t xml:space="preserve"> LI</w:t>
+                    </w:r>
+                    <w:r>
+                      <w:rPr>
+                        <w:rFonts w:ascii="Times New Roman" w:hAnsi="Times New Roman"/>
+                        <w:b/>
+                        <w:color w:val="0070C0"/>
+                        <w:sz w:val="30"/>
+                        <w:szCs w:val="30"/>
+                      </w:rPr>
+                      <w:t>NGKUNGAN</w:t>
                     </w:r>
                   </w:p>
                 </w:txbxContent>
               </v:textbox>
-            </v:rect>
+            </v:shape>
           </w:pict>
         </mc:Fallback>
       </mc:AlternateContent>
@@ -1373,52 +1757,35 @@
       <mc:AlternateContent>
         <mc:Choice Requires="wps">
           <w:drawing>
-            <wp:anchor distT="0" distB="0" distL="114300" distR="114300" simplePos="0" relativeHeight="251659264" behindDoc="0" locked="0" layoutInCell="1" hidden="0" allowOverlap="1" wp14:anchorId="163AE866" wp14:editId="6CF24760">
+            <wp:anchor distT="0" distB="0" distL="114300" distR="114300" simplePos="0" relativeHeight="251665408" behindDoc="0" locked="0" layoutInCell="1" allowOverlap="1" wp14:anchorId="2B86FACE" wp14:editId="25176BA7">
               <wp:simplePos x="0" y="0"/>
               <wp:positionH relativeFrom="column">
-                <wp:posOffset>584200</wp:posOffset>
+                <wp:posOffset>3726815</wp:posOffset>
               </wp:positionH>
               <wp:positionV relativeFrom="paragraph">
-                <wp:posOffset>12700</wp:posOffset>
+                <wp:posOffset>42076</wp:posOffset>
               </wp:positionV>
-              <wp:extent cx="3657600" cy="1083030"/>
+              <wp:extent cx="2767772" cy="824450"/>
               <wp:effectExtent l="0" t="0" r="0" b="0"/>
               <wp:wrapNone/>
-              <wp:docPr id="11" name="Freeform: Shape 11"/>
-              <wp:cNvGraphicFramePr/>
+              <wp:docPr id="7" name="Text Box 2"/>
+              <wp:cNvGraphicFramePr>
+                <a:graphicFrameLocks xmlns:a="http://schemas.openxmlformats.org/drawingml/2006/main"/>
+              </wp:cNvGraphicFramePr>
               <a:graphic xmlns:a="http://schemas.openxmlformats.org/drawingml/2006/main">
                 <a:graphicData uri="http://schemas.microsoft.com/office/word/2010/wordprocessingShape">
                   <wps:wsp>
-                    <wps:cNvSpPr/>
-                    <wps:spPr>
+                    <wps:cNvSpPr txBox="1">
+                      <a:spLocks noChangeArrowheads="1"/>
+                    </wps:cNvSpPr>
+                    <wps:spPr bwMode="auto">
                       <a:xfrm>
-                        <a:off x="3521963" y="3246283"/>
-                        <a:ext cx="3648075" cy="1067435"/>
+                        <a:off x="0" y="0"/>
+                        <a:ext cx="2767772" cy="824450"/>
                       </a:xfrm>
-                      <a:custGeom>
+                      <a:prstGeom prst="rect">
                         <a:avLst/>
-                        <a:gdLst/>
-                        <a:ahLst/>
-                        <a:cxnLst/>
-                        <a:rect l="l" t="t" r="r" b="b"/>
-                        <a:pathLst>
-                          <a:path w="3648075" h="1067435" extrusionOk="0">
-                            <a:moveTo>
-                              <a:pt x="0" y="0"/>
-                            </a:moveTo>
-                            <a:lnTo>
-                              <a:pt x="0" y="1067435"/>
-                            </a:lnTo>
-                            <a:lnTo>
-                              <a:pt x="3648075" y="1067435"/>
-                            </a:lnTo>
-                            <a:lnTo>
-                              <a:pt x="3648075" y="0"/>
-                            </a:lnTo>
-                            <a:close/>
-                          </a:path>
-                        </a:pathLst>
-                      </a:custGeom>
+                      </a:prstGeom>
                       <a:solidFill>
                         <a:srgbClr val="FFFFFF"/>
                       </a:solidFill>
@@ -1430,150 +1797,383 @@
                       <w:txbxContent>
                         <w:p>
                           <w:pPr>
-                            <w:spacing w:after="0" w:line="240" w:lineRule="auto"/>
-                            <w:jc w:val="both"/>
-                            <w:textDirection w:val="btLr"/>
+                            <w:spacing w:after="0"/>
+                            <w:jc w:val="right"/>
+                            <w:rPr>
+                              <w:rFonts w:ascii="Times New Roman" w:hAnsi="Times New Roman"/>
+                              <w:color w:val="0070C0"/>
+                              <w:sz w:val="18"/>
+                              <w:szCs w:val="18"/>
+                            </w:rPr>
                           </w:pPr>
                           <w:r>
                             <w:rPr>
-                              <w:rFonts w:ascii="Times New Roman" w:eastAsia="Times New Roman" w:hAnsi="Times New Roman" w:cs="Times New Roman"/>
-                              <w:b/>
-                              <w:color w:val="000066"/>
-                              <w:sz w:val="24"/>
+                              <w:rFonts w:ascii="Times New Roman" w:hAnsi="Times New Roman"/>
+                              <w:color w:val="0070C0"/>
+                              <w:sz w:val="18"/>
+                              <w:szCs w:val="18"/>
                             </w:rPr>
-                            <w:t>KEMENTERIAN PENDIDIKAN TINGGI, SAINS, DAN TEKNOLOGI</w:t>
+                            <w:t xml:space="preserve">Jalan Prof. </w:t>
+                          </w:r>
+                          <w:proofErr w:type="spellStart"/>
+                          <w:r>
+                            <w:rPr>
+                              <w:rFonts w:ascii="Times New Roman" w:hAnsi="Times New Roman"/>
+                              <w:color w:val="0070C0"/>
+                              <w:sz w:val="18"/>
+                              <w:szCs w:val="18"/>
+                            </w:rPr>
+                            <w:t>Sudarto</w:t>
+                          </w:r>
+                          <w:proofErr w:type="spellEnd"/>
+                          <w:r>
+                            <w:rPr>
+                              <w:rFonts w:ascii="Times New Roman" w:hAnsi="Times New Roman"/>
+                              <w:color w:val="0070C0"/>
+                              <w:sz w:val="18"/>
+                              <w:szCs w:val="18"/>
+                            </w:rPr>
+                            <w:t>, S.H.</w:t>
                           </w:r>
                         </w:p>
                         <w:p>
                           <w:pPr>
-                            <w:spacing w:after="0" w:line="240" w:lineRule="auto"/>
-                            <w:jc w:val="both"/>
-                            <w:textDirection w:val="btLr"/>
+                            <w:spacing w:after="0"/>
+                            <w:jc w:val="right"/>
+                            <w:rPr>
+                              <w:rFonts w:ascii="Times New Roman" w:hAnsi="Times New Roman"/>
+                              <w:color w:val="0070C0"/>
+                              <w:sz w:val="18"/>
+                              <w:szCs w:val="18"/>
+                            </w:rPr>
                           </w:pPr>
+                          <w:proofErr w:type="spellStart"/>
                           <w:r>
                             <w:rPr>
-                              <w:rFonts w:ascii="Times New Roman" w:eastAsia="Times New Roman" w:hAnsi="Times New Roman" w:cs="Times New Roman"/>
-                              <w:b/>
-                              <w:color w:val="000066"/>
-                              <w:sz w:val="24"/>
+                              <w:rFonts w:ascii="Times New Roman" w:hAnsi="Times New Roman"/>
+                              <w:color w:val="0070C0"/>
+                              <w:sz w:val="18"/>
+                              <w:szCs w:val="18"/>
                             </w:rPr>
-                            <w:t>UNIVERSITAS DIPONEGORO</w:t>
+                            <w:t>Tembalang</w:t>
+                          </w:r>
+                          <w:proofErr w:type="spellEnd"/>
+                          <w:r>
+                            <w:rPr>
+                              <w:rFonts w:ascii="Times New Roman" w:hAnsi="Times New Roman"/>
+                              <w:color w:val="0070C0"/>
+                              <w:sz w:val="18"/>
+                              <w:szCs w:val="18"/>
+                            </w:rPr>
+                            <w:t xml:space="preserve"> Semarang Kode Pos 50275</w:t>
                           </w:r>
                         </w:p>
                         <w:p>
                           <w:pPr>
-                            <w:spacing w:after="0" w:line="240" w:lineRule="auto"/>
-                            <w:jc w:val="both"/>
-                            <w:textDirection w:val="btLr"/>
+                            <w:spacing w:after="0"/>
+                            <w:jc w:val="right"/>
+                            <w:rPr>
+                              <w:rFonts w:ascii="Times New Roman" w:hAnsi="Times New Roman"/>
+                              <w:color w:val="0070C0"/>
+                              <w:sz w:val="18"/>
+                              <w:szCs w:val="18"/>
+                            </w:rPr>
                           </w:pPr>
                           <w:r>
                             <w:rPr>
-                              <w:rFonts w:ascii="Times New Roman" w:eastAsia="Times New Roman" w:hAnsi="Times New Roman" w:cs="Times New Roman"/>
-                              <w:b/>
-                              <w:color w:val="000066"/>
-                              <w:sz w:val="24"/>
+                              <w:rFonts w:ascii="Times New Roman" w:hAnsi="Times New Roman"/>
+                              <w:color w:val="0070C0"/>
+                              <w:sz w:val="18"/>
+                              <w:szCs w:val="18"/>
                             </w:rPr>
-                            <w:t>FAKULTAS TEKNIK</w:t>
+                            <w:t xml:space="preserve">Tel. (024) 76480678, </w:t>
+                          </w:r>
+                          <w:proofErr w:type="spellStart"/>
+                          <w:r>
+                            <w:rPr>
+                              <w:rFonts w:ascii="Times New Roman" w:hAnsi="Times New Roman"/>
+                              <w:color w:val="0070C0"/>
+                              <w:sz w:val="18"/>
+                              <w:szCs w:val="18"/>
+                            </w:rPr>
+                            <w:t>Faks</w:t>
+                          </w:r>
+                          <w:proofErr w:type="spellEnd"/>
+                          <w:r>
+                            <w:rPr>
+                              <w:rFonts w:ascii="Times New Roman" w:hAnsi="Times New Roman"/>
+                              <w:color w:val="0070C0"/>
+                              <w:sz w:val="18"/>
+                              <w:szCs w:val="18"/>
+                            </w:rPr>
+                            <w:t>. (024) 7460053</w:t>
                           </w:r>
                         </w:p>
                         <w:p>
                           <w:pPr>
-                            <w:spacing w:after="0" w:line="240" w:lineRule="auto"/>
-                            <w:jc w:val="both"/>
-                            <w:textDirection w:val="btLr"/>
+                            <w:spacing w:after="0"/>
+                            <w:jc w:val="right"/>
+                            <w:rPr>
+                              <w:rFonts w:ascii="Times New Roman" w:hAnsi="Times New Roman"/>
+                              <w:color w:val="0070C0"/>
+                              <w:sz w:val="18"/>
+                              <w:szCs w:val="18"/>
+                            </w:rPr>
                           </w:pPr>
+                          <w:hyperlink r:id="rId1" w:history="1">
+                            <w:r>
+                              <w:rPr>
+                                <w:rStyle w:val="Hyperlink"/>
+                                <w:rFonts w:ascii="Times New Roman" w:hAnsi="Times New Roman"/>
+                                <w:color w:val="0070C0"/>
+                                <w:sz w:val="18"/>
+                                <w:szCs w:val="18"/>
+                              </w:rPr>
+                              <w:t>www.ft</w:t>
+                            </w:r>
+                            <w:r>
+                              <w:rPr>
+                                <w:rStyle w:val="Hyperlink"/>
+                                <w:rFonts w:ascii="Times New Roman" w:hAnsi="Times New Roman"/>
+                                <w:color w:val="0070C0"/>
+                                <w:sz w:val="18"/>
+                                <w:szCs w:val="18"/>
+                              </w:rPr>
+                              <w:t>.</w:t>
+                            </w:r>
+                            <w:r>
+                              <w:rPr>
+                                <w:rStyle w:val="Hyperlink"/>
+                                <w:rFonts w:ascii="Times New Roman" w:hAnsi="Times New Roman"/>
+                                <w:color w:val="0070C0"/>
+                                <w:sz w:val="18"/>
+                                <w:szCs w:val="18"/>
+                              </w:rPr>
+                              <w:t>undip.ac.id</w:t>
+                            </w:r>
+                          </w:hyperlink>
                           <w:r>
                             <w:rPr>
-                              <w:rFonts w:ascii="Times New Roman" w:eastAsia="Times New Roman" w:hAnsi="Times New Roman" w:cs="Times New Roman"/>
-                              <w:b/>
-                              <w:color w:val="000066"/>
-                              <w:sz w:val="28"/>
+                              <w:rFonts w:ascii="Times New Roman" w:hAnsi="Times New Roman"/>
+                              <w:color w:val="0070C0"/>
+                              <w:sz w:val="18"/>
+                              <w:szCs w:val="18"/>
                             </w:rPr>
-                            <w:t>DEPARTEMEN TEKNIK LINGKUNGAN</w:t>
+                            <w:t xml:space="preserve"> | email: enveng@live.undip.ac.id</w:t>
                           </w:r>
+                        </w:p>
+                        <w:p>
+                          <w:pPr>
+                            <w:spacing w:after="0"/>
+                            <w:jc w:val="right"/>
+                            <w:rPr>
+                              <w:rFonts w:ascii="Times New Roman" w:hAnsi="Times New Roman"/>
+                              <w:color w:val="0070C0"/>
+                              <w:sz w:val="16"/>
+                              <w:szCs w:val="24"/>
+                            </w:rPr>
+                          </w:pPr>
                         </w:p>
                       </w:txbxContent>
                     </wps:txbx>
-                    <wps:bodyPr spcFirstLastPara="1" wrap="square" lIns="114300" tIns="0" rIns="114300" bIns="0" anchor="t" anchorCtr="0">
+                    <wps:bodyPr rot="0" vert="horz" wrap="square" lIns="91440" tIns="45720" rIns="91440" bIns="45720" anchor="t" anchorCtr="0" upright="1">
                       <a:noAutofit/>
                     </wps:bodyPr>
                   </wps:wsp>
                 </a:graphicData>
               </a:graphic>
+              <wp14:sizeRelH relativeFrom="margin">
+                <wp14:pctWidth>0</wp14:pctWidth>
+              </wp14:sizeRelH>
+              <wp14:sizeRelV relativeFrom="margin">
+                <wp14:pctHeight>0</wp14:pctHeight>
+              </wp14:sizeRelV>
             </wp:anchor>
           </w:drawing>
         </mc:Choice>
         <mc:Fallback>
           <w:pict>
-            <v:shape w14:anchorId="163AE866" id="Freeform: Shape 11" o:spid="_x0000_s1027" style="position:absolute;left:0;text-align:left;margin-left:46pt;margin-top:1pt;width:4in;height:85.3pt;z-index:251659264;visibility:visible;mso-wrap-style:square;mso-wrap-distance-left:9pt;mso-wrap-distance-top:0;mso-wrap-distance-right:9pt;mso-wrap-distance-bottom:0;mso-position-horizontal:absolute;mso-position-horizontal-relative:text;mso-position-vertical:absolute;mso-position-vertical-relative:text;v-text-anchor:top" coordsize="3648075,1067435" o:spt="100" o:gfxdata="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" adj="-11796480,,5400" path="m,l,1067435r3648075,l3648075,,,xe" stroked="f">
-              <v:stroke joinstyle="miter"/>
-              <v:formulas/>
-              <v:path arrowok="t" o:extrusionok="f" o:connecttype="custom" textboxrect="0,0,3648075,1067435"/>
-              <v:textbox inset="9pt,0,9pt,0">
+            <v:shape w14:anchorId="2B86FACE" id="Text Box 2" o:spid="_x0000_s1027" type="#_x0000_t202" style="position:absolute;left:0;text-align:left;margin-left:293.45pt;margin-top:3.3pt;width:217.95pt;height:64.9pt;z-index:251665408;visibility:visible;mso-wrap-style:square;mso-width-percent:0;mso-height-percent:0;mso-wrap-distance-left:9pt;mso-wrap-distance-top:0;mso-wrap-distance-right:9pt;mso-wrap-distance-bottom:0;mso-position-horizontal:absolute;mso-position-horizontal-relative:text;mso-position-vertical:absolute;mso-position-vertical-relative:text;mso-width-percent:0;mso-height-percent:0;mso-width-relative:margin;mso-height-relative:margin;v-text-anchor:top" o:gfxdata="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" stroked="f">
+              <v:textbox>
                 <w:txbxContent>
                   <w:p>
                     <w:pPr>
-                      <w:spacing w:after="0" w:line="240" w:lineRule="auto"/>
-                      <w:jc w:val="both"/>
-                      <w:textDirection w:val="btLr"/>
+                      <w:spacing w:after="0"/>
+                      <w:jc w:val="right"/>
+                      <w:rPr>
+                        <w:rFonts w:ascii="Times New Roman" w:hAnsi="Times New Roman"/>
+                        <w:color w:val="0070C0"/>
+                        <w:sz w:val="18"/>
+                        <w:szCs w:val="18"/>
+                      </w:rPr>
                     </w:pPr>
                     <w:r>
                       <w:rPr>
-                        <w:rFonts w:ascii="Times New Roman" w:eastAsia="Times New Roman" w:hAnsi="Times New Roman" w:cs="Times New Roman"/>
-                        <w:b/>
-                        <w:color w:val="000066"/>
-                        <w:sz w:val="24"/>
+                        <w:rFonts w:ascii="Times New Roman" w:hAnsi="Times New Roman"/>
+                        <w:color w:val="0070C0"/>
+                        <w:sz w:val="18"/>
+                        <w:szCs w:val="18"/>
                       </w:rPr>
-                      <w:t>KEMENTERIAN PENDIDIKAN TINGGI, SAINS, DAN TEKNOLOGI</w:t>
+                      <w:t xml:space="preserve">Jalan Prof. </w:t>
+                    </w:r>
+                    <w:proofErr w:type="spellStart"/>
+                    <w:r>
+                      <w:rPr>
+                        <w:rFonts w:ascii="Times New Roman" w:hAnsi="Times New Roman"/>
+                        <w:color w:val="0070C0"/>
+                        <w:sz w:val="18"/>
+                        <w:szCs w:val="18"/>
+                      </w:rPr>
+                      <w:t>Sudarto</w:t>
+                    </w:r>
+                    <w:proofErr w:type="spellEnd"/>
+                    <w:r>
+                      <w:rPr>
+                        <w:rFonts w:ascii="Times New Roman" w:hAnsi="Times New Roman"/>
+                        <w:color w:val="0070C0"/>
+                        <w:sz w:val="18"/>
+                        <w:szCs w:val="18"/>
+                      </w:rPr>
+                      <w:t>, S.H.</w:t>
                     </w:r>
                   </w:p>
                   <w:p>
                     <w:pPr>
-                      <w:spacing w:after="0" w:line="240" w:lineRule="auto"/>
-                      <w:jc w:val="both"/>
-                      <w:textDirection w:val="btLr"/>
+                      <w:spacing w:after="0"/>
+                      <w:jc w:val="right"/>
+                      <w:rPr>
+                        <w:rFonts w:ascii="Times New Roman" w:hAnsi="Times New Roman"/>
+                        <w:color w:val="0070C0"/>
+                        <w:sz w:val="18"/>
+                        <w:szCs w:val="18"/>
+                      </w:rPr>
                     </w:pPr>
+                    <w:proofErr w:type="spellStart"/>
                     <w:r>
                       <w:rPr>
-                        <w:rFonts w:ascii="Times New Roman" w:eastAsia="Times New Roman" w:hAnsi="Times New Roman" w:cs="Times New Roman"/>
-                        <w:b/>
-                        <w:color w:val="000066"/>
-                        <w:sz w:val="24"/>
+                        <w:rFonts w:ascii="Times New Roman" w:hAnsi="Times New Roman"/>
+                        <w:color w:val="0070C0"/>
+                        <w:sz w:val="18"/>
+                        <w:szCs w:val="18"/>
                       </w:rPr>
-                      <w:t>UNIVERSITAS DIPONEGORO</w:t>
+                      <w:t>Tembalang</w:t>
+                    </w:r>
+                    <w:proofErr w:type="spellEnd"/>
+                    <w:r>
+                      <w:rPr>
+                        <w:rFonts w:ascii="Times New Roman" w:hAnsi="Times New Roman"/>
+                        <w:color w:val="0070C0"/>
+                        <w:sz w:val="18"/>
+                        <w:szCs w:val="18"/>
+                      </w:rPr>
+                      <w:t xml:space="preserve"> Semarang Kode Pos 50275</w:t>
                     </w:r>
                   </w:p>
                   <w:p>
                     <w:pPr>
-                      <w:spacing w:after="0" w:line="240" w:lineRule="auto"/>
-                      <w:jc w:val="both"/>
-                      <w:textDirection w:val="btLr"/>
+                      <w:spacing w:after="0"/>
+                      <w:jc w:val="right"/>
+                      <w:rPr>
+                        <w:rFonts w:ascii="Times New Roman" w:hAnsi="Times New Roman"/>
+                        <w:color w:val="0070C0"/>
+                        <w:sz w:val="18"/>
+                        <w:szCs w:val="18"/>
+                      </w:rPr>
                     </w:pPr>
                     <w:r>
                       <w:rPr>
-                        <w:rFonts w:ascii="Times New Roman" w:eastAsia="Times New Roman" w:hAnsi="Times New Roman" w:cs="Times New Roman"/>
-                        <w:b/>
-                        <w:color w:val="000066"/>
-                        <w:sz w:val="24"/>
+                        <w:rFonts w:ascii="Times New Roman" w:hAnsi="Times New Roman"/>
+                        <w:color w:val="0070C0"/>
+                        <w:sz w:val="18"/>
+                        <w:szCs w:val="18"/>
                       </w:rPr>
-                      <w:t>FAKULTAS TEKNIK</w:t>
+                      <w:t xml:space="preserve">Tel. (024) 76480678, </w:t>
+                    </w:r>
+                    <w:proofErr w:type="spellStart"/>
+                    <w:r>
+                      <w:rPr>
+                        <w:rFonts w:ascii="Times New Roman" w:hAnsi="Times New Roman"/>
+                        <w:color w:val="0070C0"/>
+                        <w:sz w:val="18"/>
+                        <w:szCs w:val="18"/>
+                      </w:rPr>
+                      <w:t>Faks</w:t>
+                    </w:r>
+                    <w:proofErr w:type="spellEnd"/>
+                    <w:r>
+                      <w:rPr>
+                        <w:rFonts w:ascii="Times New Roman" w:hAnsi="Times New Roman"/>
+                        <w:color w:val="0070C0"/>
+                        <w:sz w:val="18"/>
+                        <w:szCs w:val="18"/>
+                      </w:rPr>
+                      <w:t>. (024) 7460053</w:t>
                     </w:r>
                   </w:p>
                   <w:p>
                     <w:pPr>
-                      <w:spacing w:after="0" w:line="240" w:lineRule="auto"/>
-                      <w:jc w:val="both"/>
-                      <w:textDirection w:val="btLr"/>
+                      <w:spacing w:after="0"/>
+                      <w:jc w:val="right"/>
+                      <w:rPr>
+                        <w:rFonts w:ascii="Times New Roman" w:hAnsi="Times New Roman"/>
+                        <w:color w:val="0070C0"/>
+                        <w:sz w:val="18"/>
+                        <w:szCs w:val="18"/>
+                      </w:rPr>
                     </w:pPr>
+                    <w:hyperlink r:id="rId2" w:history="1">
+                      <w:r>
+                        <w:rPr>
+                          <w:rStyle w:val="Hyperlink"/>
+                          <w:rFonts w:ascii="Times New Roman" w:hAnsi="Times New Roman"/>
+                          <w:color w:val="0070C0"/>
+                          <w:sz w:val="18"/>
+                          <w:szCs w:val="18"/>
+                        </w:rPr>
+                        <w:t>www.ft</w:t>
+                      </w:r>
+                      <w:r>
+                        <w:rPr>
+                          <w:rStyle w:val="Hyperlink"/>
+                          <w:rFonts w:ascii="Times New Roman" w:hAnsi="Times New Roman"/>
+                          <w:color w:val="0070C0"/>
+                          <w:sz w:val="18"/>
+                          <w:szCs w:val="18"/>
+                        </w:rPr>
+                        <w:t>.</w:t>
+                      </w:r>
+                      <w:r>
+                        <w:rPr>
+                          <w:rStyle w:val="Hyperlink"/>
+                          <w:rFonts w:ascii="Times New Roman" w:hAnsi="Times New Roman"/>
+                          <w:color w:val="0070C0"/>
+                          <w:sz w:val="18"/>
+                          <w:szCs w:val="18"/>
+                        </w:rPr>
+                        <w:t>undip.ac.id</w:t>
+                      </w:r>
+                    </w:hyperlink>
                     <w:r>
                       <w:rPr>
-                        <w:rFonts w:ascii="Times New Roman" w:eastAsia="Times New Roman" w:hAnsi="Times New Roman" w:cs="Times New Roman"/>
-                        <w:b/>
-                        <w:color w:val="000066"/>
-                        <w:sz w:val="28"/>
+                        <w:rFonts w:ascii="Times New Roman" w:hAnsi="Times New Roman"/>
+                        <w:color w:val="0070C0"/>
+                        <w:sz w:val="18"/>
+                        <w:szCs w:val="18"/>
                       </w:rPr>
-                      <w:t>DEPARTEMEN TEKNIK LINGKUNGAN</w:t>
+                      <w:t xml:space="preserve"> | email: enveng@live.undip.ac.id</w:t>
                     </w:r>
+                  </w:p>
+                  <w:p>
+                    <w:pPr>
+                      <w:spacing w:after="0"/>
+                      <w:jc w:val="right"/>
+                      <w:rPr>
+                        <w:rFonts w:ascii="Times New Roman" w:hAnsi="Times New Roman"/>
+                        <w:color w:val="0070C0"/>
+                        <w:sz w:val="16"/>
+                        <w:szCs w:val="24"/>
+                      </w:rPr>
+                    </w:pPr>
                   </w:p>
                 </w:txbxContent>
               </v:textbox>
@@ -1582,6 +2182,155 @@
         </mc:Fallback>
       </mc:AlternateContent>
     </w:r>
+    <w:r>
+      <w:rPr>
+        <w:rFonts w:cs="Calibri"/>
+        <w:noProof/>
+        <w:color w:val="000000"/>
+      </w:rPr>
+      <w:drawing>
+        <wp:anchor distT="0" distB="0" distL="114300" distR="114300" simplePos="0" relativeHeight="251667456" behindDoc="0" locked="0" layoutInCell="1" allowOverlap="1" wp14:anchorId="5A049402" wp14:editId="6999586B">
+          <wp:simplePos x="0" y="0"/>
+          <wp:positionH relativeFrom="column">
+            <wp:posOffset>-750901</wp:posOffset>
+          </wp:positionH>
+          <wp:positionV relativeFrom="paragraph">
+            <wp:posOffset>-170870</wp:posOffset>
+          </wp:positionV>
+          <wp:extent cx="843280" cy="1095375"/>
+          <wp:effectExtent l="0" t="0" r="0" b="0"/>
+          <wp:wrapNone/>
+          <wp:docPr id="12" name="image1.png" descr="Undip.png"/>
+          <wp:cNvGraphicFramePr/>
+          <a:graphic xmlns:a="http://schemas.openxmlformats.org/drawingml/2006/main">
+            <a:graphicData uri="http://schemas.openxmlformats.org/drawingml/2006/picture">
+              <pic:pic xmlns:pic="http://schemas.openxmlformats.org/drawingml/2006/picture">
+                <pic:nvPicPr>
+                  <pic:cNvPr id="0" name="image1.png" descr="Undip.png"/>
+                  <pic:cNvPicPr preferRelativeResize="0"/>
+                </pic:nvPicPr>
+                <pic:blipFill>
+                  <a:blip r:embed="rId3">
+                    <a:extLst>
+                      <a:ext uri="{28A0092B-C50C-407E-A947-70E740481C1C}">
+                        <a14:useLocalDpi xmlns:a14="http://schemas.microsoft.com/office/drawing/2010/main" val="0"/>
+                      </a:ext>
+                    </a:extLst>
+                  </a:blip>
+                  <a:srcRect t="-8959" b="-7601"/>
+                  <a:stretch>
+                    <a:fillRect/>
+                  </a:stretch>
+                </pic:blipFill>
+                <pic:spPr>
+                  <a:xfrm>
+                    <a:off x="0" y="0"/>
+                    <a:ext cx="843280" cy="1095375"/>
+                  </a:xfrm>
+                  <a:prstGeom prst="rect">
+                    <a:avLst/>
+                  </a:prstGeom>
+                  <a:ln/>
+                </pic:spPr>
+              </pic:pic>
+            </a:graphicData>
+          </a:graphic>
+        </wp:anchor>
+      </w:drawing>
+    </w:r>
+    <w:bookmarkStart w:id="0" w:name="_heading=h.gjdgxs" w:colFirst="0" w:colLast="0"/>
+    <w:bookmarkEnd w:id="0"/>
+    <w:r>
+      <w:rPr>
+        <w:rFonts w:cs="Calibri"/>
+        <w:color w:val="000000"/>
+      </w:rPr>
+      <w:t xml:space="preserve">   </w:t>
+    </w:r>
+  </w:p>
+  <w:p>
+    <w:pPr>
+      <w:pBdr>
+        <w:top w:val="nil"/>
+        <w:left w:val="nil"/>
+        <w:bottom w:val="nil"/>
+        <w:right w:val="nil"/>
+        <w:between w:val="nil"/>
+      </w:pBdr>
+      <w:tabs>
+        <w:tab w:val="center" w:pos="4680"/>
+        <w:tab w:val="right" w:pos="9360"/>
+      </w:tabs>
+      <w:spacing w:after="0" w:line="240" w:lineRule="auto"/>
+      <w:ind w:left="-993"/>
+      <w:rPr>
+        <w:rFonts w:cs="Calibri"/>
+        <w:color w:val="000000"/>
+      </w:rPr>
+    </w:pPr>
+  </w:p>
+  <w:p>
+    <w:pPr>
+      <w:pBdr>
+        <w:top w:val="nil"/>
+        <w:left w:val="nil"/>
+        <w:bottom w:val="nil"/>
+        <w:right w:val="nil"/>
+        <w:between w:val="nil"/>
+      </w:pBdr>
+      <w:tabs>
+        <w:tab w:val="center" w:pos="4680"/>
+        <w:tab w:val="right" w:pos="9360"/>
+      </w:tabs>
+      <w:spacing w:after="0" w:line="240" w:lineRule="auto"/>
+      <w:ind w:left="-993"/>
+      <w:rPr>
+        <w:rFonts w:cs="Calibri"/>
+        <w:color w:val="000000"/>
+      </w:rPr>
+    </w:pPr>
+  </w:p>
+  <w:p>
+    <w:pPr>
+      <w:pBdr>
+        <w:top w:val="nil"/>
+        <w:left w:val="nil"/>
+        <w:bottom w:val="nil"/>
+        <w:right w:val="nil"/>
+        <w:between w:val="nil"/>
+      </w:pBdr>
+      <w:tabs>
+        <w:tab w:val="center" w:pos="4680"/>
+        <w:tab w:val="right" w:pos="9360"/>
+      </w:tabs>
+      <w:spacing w:after="0" w:line="240" w:lineRule="auto"/>
+      <w:ind w:left="-993"/>
+      <w:rPr>
+        <w:rFonts w:cs="Calibri"/>
+        <w:color w:val="000000"/>
+      </w:rPr>
+    </w:pPr>
+  </w:p>
+  <w:p>
+    <w:pPr>
+      <w:pBdr>
+        <w:top w:val="nil"/>
+        <w:left w:val="nil"/>
+        <w:bottom w:val="nil"/>
+        <w:right w:val="nil"/>
+        <w:between w:val="nil"/>
+      </w:pBdr>
+      <w:tabs>
+        <w:tab w:val="center" w:pos="4680"/>
+        <w:tab w:val="right" w:pos="9360"/>
+      </w:tabs>
+      <w:spacing w:after="0" w:line="240" w:lineRule="auto"/>
+      <w:ind w:left="-993"/>
+      <w:rPr>
+        <w:rFonts w:cs="Calibri"/>
+        <w:color w:val="000000"/>
+      </w:rPr>
+    </w:pPr>
   </w:p>
   <w:p>
     <w:pPr>
@@ -1607,7 +2356,7 @@
 </file>
 
 <file path=word/header3.xml><?xml version="1.0" encoding="utf-8"?>
-<w:hdr xmlns:wpc="http://schemas.microsoft.com/office/word/2010/wordprocessingCanvas" xmlns:cx="http://schemas.microsoft.com/office/drawing/2014/chartex" xmlns:cx1="http://schemas.microsoft.com/office/drawing/2015/9/8/chartex" xmlns:cx2="http://schemas.microsoft.com/office/drawing/2015/10/21/chartex" xmlns:cx3="http://schemas.microsoft.com/office/drawing/2016/5/9/chartex" xmlns:cx4="http://schemas.microsoft.com/office/drawing/2016/5/10/chartex" xmlns:cx5="http://schemas.microsoft.com/office/drawing/2016/5/11/chartex" xmlns:cx6="http://schemas.microsoft.com/office/drawing/2016/5/12/chartex" xmlns:cx7="http://schemas.microsoft.com/office/drawing/2016/5/13/chartex" xmlns:cx8="http://schemas.microsoft.com/office/drawing/2016/5/14/chartex" xmlns:mc="http://schemas.openxmlformats.org/markup-compatibility/2006" xmlns:aink="http://schemas.microsoft.com/office/drawing/2016/ink" xmlns:am3d="http://schemas.microsoft.com/office/drawing/2017/model3d" xmlns:o="urn:schemas-microsoft-com:office:office" xmlns:oel="http://schemas.microsoft.com/office/2019/extlst" xmlns:r="http://schemas.openxmlformats.org/officeDocument/2006/relationships" xmlns:m="http://schemas.openxmlformats.org/officeDocument/2006/math" xmlns:v="urn:schemas-microsoft-com:vml" xmlns:wp14="http://schemas.microsoft.com/office/word/2010/wordprocessingDrawing" xmlns:wp="http://schemas.openxmlformats.org/drawingml/2006/wordprocessingDrawing" xmlns:w10="urn:schemas-microsoft-com:office:word" xmlns:w="http://schemas.openxmlformats.org/wordprocessingml/2006/main" xmlns:w14="http://schemas.microsoft.com/office/word/2010/wordml" xmlns:w15="http://schemas.microsoft.com/office/word/2012/wordml" xmlns:w16cei="http://schemas.microsoft.com/office/word/2026/wordml/cei" xmlns:w16cex="http://schemas.microsoft.com/office/word/2018/wordml/cex" xmlns:w16cid="http://schemas.microsoft.com/office/word/2016/wordml/cid" xmlns:w16="http://schemas.microsoft.com/office/word/2018/wordml" xmlns:w16du="http://schemas.microsoft.com/office/word/2023/wordml/word16du" xmlns:w16sdtdh="http://schemas.microsoft.com/office/word/2020/wordml/sdtdatahash" xmlns:w16sdtfl="http://schemas.microsoft.com/office/word/2024/wordml/sdtformatlock" xmlns:w16se="http://schemas.microsoft.com/office/word/2015/wordml/symex" xmlns:wpg="http://schemas.microsoft.com/office/word/2010/wordprocessingGroup" xmlns:wpi="http://schemas.microsoft.com/office/word/2010/wordprocessingInk" xmlns:wne="http://schemas.microsoft.com/office/word/2006/wordml" xmlns:wps="http://schemas.microsoft.com/office/word/2010/wordprocessingShape" mc:Ignorable="w14 w15 w16se w16cid w16 w16cex w16sdtdh w16sdtfl w16du wp14">
+<w:hdr xmlns:wpc="http://schemas.microsoft.com/office/word/2010/wordprocessingCanvas" xmlns:cx="http://schemas.microsoft.com/office/drawing/2014/chartex" xmlns:cx1="http://schemas.microsoft.com/office/drawing/2015/9/8/chartex" xmlns:cx2="http://schemas.microsoft.com/office/drawing/2015/10/21/chartex" xmlns:cx3="http://schemas.microsoft.com/office/drawing/2016/5/9/chartex" xmlns:cx4="http://schemas.microsoft.com/office/drawing/2016/5/10/chartex" xmlns:cx5="http://schemas.microsoft.com/office/drawing/2016/5/11/chartex" xmlns:cx6="http://schemas.microsoft.com/office/drawing/2016/5/12/chartex" xmlns:cx7="http://schemas.microsoft.com/office/drawing/2016/5/13/chartex" xmlns:cx8="http://schemas.microsoft.com/office/drawing/2016/5/14/chartex" xmlns:mc="http://schemas.openxmlformats.org/markup-compatibility/2006" xmlns:aink="http://schemas.microsoft.com/office/drawing/2016/ink" xmlns:am3d="http://schemas.microsoft.com/office/drawing/2017/model3d" xmlns:o="urn:schemas-microsoft-com:office:office" xmlns:oel="http://schemas.microsoft.com/office/2019/extlst" xmlns:r="http://schemas.openxmlformats.org/officeDocument/2006/relationships" xmlns:m="http://schemas.openxmlformats.org/officeDocument/2006/math" xmlns:v="urn:schemas-microsoft-com:vml" xmlns:wp14="http://schemas.microsoft.com/office/word/2010/wordprocessingDrawing" xmlns:wp="http://schemas.openxmlformats.org/drawingml/2006/wordprocessingDrawing" xmlns:w10="urn:schemas-microsoft-com:office:word" xmlns:w="http://schemas.openxmlformats.org/wordprocessingml/2006/main" xmlns:w14="http://schemas.microsoft.com/office/word/2010/wordml" xmlns:w15="http://schemas.microsoft.com/office/word/2012/wordml" xmlns:w16cex="http://schemas.microsoft.com/office/word/2018/wordml/cex" xmlns:w16cid="http://schemas.microsoft.com/office/word/2016/wordml/cid" xmlns:w16="http://schemas.microsoft.com/office/word/2018/wordml" xmlns:w16du="http://schemas.microsoft.com/office/word/2023/wordml/word16du" xmlns:w16sdtdh="http://schemas.microsoft.com/office/word/2020/wordml/sdtdatahash" xmlns:w16sdtfl="http://schemas.microsoft.com/office/word/2024/wordml/sdtformatlock" xmlns:w16se="http://schemas.microsoft.com/office/word/2015/wordml/symex" xmlns:wpg="http://schemas.microsoft.com/office/word/2010/wordprocessingGroup" xmlns:wpi="http://schemas.microsoft.com/office/word/2010/wordprocessingInk" xmlns:wne="http://schemas.microsoft.com/office/word/2006/wordml" xmlns:wps="http://schemas.microsoft.com/office/word/2010/wordprocessingShape" mc:Ignorable="w14 w15 w16se w16cid w16 w16cex w16sdtdh w16sdtfl w16du wp14">
   <w:p>
     <w:pPr>
       <w:pBdr>
@@ -2342,6 +3091,18 @@
       </w:tblBorders>
     </w:tblPr>
   </w:style>
+  <w:style w:type="character" w:styleId="FollowedHyperlink">
+    <w:name w:val="FollowedHyperlink"/>
+    <w:basedOn w:val="DefaultParagraphFont"/>
+    <w:uiPriority w:val="99"/>
+    <w:semiHidden/>
+    <w:unhideWhenUsed/>
+    <w:rsid w:val="005E0E7F"/>
+    <w:rPr>
+      <w:color w:val="800080" w:themeColor="followedHyperlink"/>
+      <w:u w:val="single"/>
+    </w:rPr>
+  </w:style>
 </w:styles>
 </file>
 

--- a/public/doc-templates/KP/kelayakan-proposal-kp.docx
+++ b/public/doc-templates/KP/kelayakan-proposal-kp.docx
@@ -225,62 +225,6 @@
           <w:szCs w:val="24"/>
         </w:rPr>
         <w:t>{nim}</w:t>
-      </w:r>
-      <w:r>
-        <w:rPr>
-          <w:rFonts w:ascii="Times New Roman" w:eastAsia="Times New Roman" w:hAnsi="Times New Roman" w:cs="Times New Roman"/>
-          <w:sz w:val="24"/>
-          <w:szCs w:val="24"/>
-        </w:rPr>
-        <w:tab/>
-      </w:r>
-      <w:r>
-        <w:rPr>
-          <w:rFonts w:ascii="Times New Roman" w:eastAsia="Times New Roman" w:hAnsi="Times New Roman" w:cs="Times New Roman"/>
-          <w:sz w:val="24"/>
-          <w:szCs w:val="24"/>
-        </w:rPr>
-        <w:tab/>
-      </w:r>
-      <w:r>
-        <w:rPr>
-          <w:rFonts w:ascii="Times New Roman" w:eastAsia="Times New Roman" w:hAnsi="Times New Roman" w:cs="Times New Roman"/>
-          <w:sz w:val="24"/>
-          <w:szCs w:val="24"/>
-        </w:rPr>
-        <w:tab/>
-      </w:r>
-      <w:r>
-        <w:rPr>
-          <w:rFonts w:ascii="Times New Roman" w:eastAsia="Times New Roman" w:hAnsi="Times New Roman" w:cs="Times New Roman"/>
-          <w:sz w:val="24"/>
-          <w:szCs w:val="24"/>
-        </w:rPr>
-        <w:tab/>
-      </w:r>
-      <w:r>
-        <w:rPr>
-          <w:rFonts w:ascii="Times New Roman" w:eastAsia="Times New Roman" w:hAnsi="Times New Roman" w:cs="Times New Roman"/>
-          <w:sz w:val="24"/>
-          <w:szCs w:val="24"/>
-        </w:rPr>
-        <w:tab/>
-      </w:r>
-      <w:r>
-        <w:rPr>
-          <w:rFonts w:ascii="Times New Roman" w:eastAsia="Times New Roman" w:hAnsi="Times New Roman" w:cs="Times New Roman"/>
-          <w:sz w:val="24"/>
-          <w:szCs w:val="24"/>
-        </w:rPr>
-        <w:tab/>
-      </w:r>
-      <w:r>
-        <w:rPr>
-          <w:rFonts w:ascii="Times New Roman" w:eastAsia="Times New Roman" w:hAnsi="Times New Roman" w:cs="Times New Roman"/>
-          <w:sz w:val="24"/>
-          <w:szCs w:val="24"/>
-        </w:rPr>
-        <w:tab/>
       </w:r>
     </w:p>
     <w:p>
@@ -1031,9 +975,10 @@
       <w:headerReference w:type="first" r:id="rId11"/>
       <w:footerReference w:type="first" r:id="rId12"/>
       <w:pgSz w:w="11906" w:h="16838"/>
-      <w:pgMar w:top="915" w:right="1440" w:bottom="1440" w:left="1440" w:header="270" w:footer="900" w:gutter="0"/>
+      <w:pgMar w:top="1701" w:right="1440" w:bottom="1440" w:left="1440" w:header="227" w:footer="902" w:gutter="0"/>
       <w:pgNumType w:start="1"/>
       <w:cols w:space="720"/>
+      <w:docGrid w:linePitch="299"/>
     </w:sectPr>
   </w:body>
 </w:document>
@@ -1222,7 +1167,7 @@
             </wp:anchor>
           </w:drawing>
         </mc:Choice>
-        <mc:Fallback xmlns:cr="http://schemas.microsoft.com/office/comments/2020/reactions" xmlns="http://schemas.microsoft.com/office/tasks/2019/documenttasks" xmlns:dgm="http://schemas.openxmlformats.org/drawingml/2006/diagram" xmlns:lc="http://schemas.openxmlformats.org/drawingml/2006/lockedCanvas" xmlns:c="http://schemas.openxmlformats.org/drawingml/2006/chart" xmlns:pic="http://schemas.openxmlformats.org/drawingml/2006/picture" xmlns:a="http://schemas.openxmlformats.org/drawingml/2006/main" xmlns:sl="http://schemas.openxmlformats.org/schemaLibrary/2006/main" xmlns:w16cei="http://schemas.microsoft.com/office/word/2026/wordml/cei">
+        <mc:Fallback xmlns:w16cei="http://schemas.microsoft.com/office/word/2026/wordml/cei" xmlns:sl="http://schemas.openxmlformats.org/schemaLibrary/2006/main" xmlns:a="http://schemas.openxmlformats.org/drawingml/2006/main" xmlns:pic="http://schemas.openxmlformats.org/drawingml/2006/picture" xmlns:c="http://schemas.openxmlformats.org/drawingml/2006/chart" xmlns:lc="http://schemas.openxmlformats.org/drawingml/2006/lockedCanvas" xmlns:dgm="http://schemas.openxmlformats.org/drawingml/2006/diagram" xmlns="http://schemas.microsoft.com/office/tasks/2019/documenttasks" xmlns:cr="http://schemas.microsoft.com/office/comments/2020/reactions">
           <w:drawing>
             <wp:anchor allowOverlap="1" behindDoc="0" distB="0" distT="0" distL="114300" distR="114300" hidden="0" layoutInCell="1" locked="0" relativeHeight="0" simplePos="0">
               <wp:simplePos x="0" y="0"/>
@@ -1390,7 +1335,6 @@
         <w:tab w:val="right" w:pos="9360"/>
       </w:tabs>
       <w:spacing w:after="0" w:line="240" w:lineRule="auto"/>
-      <w:ind w:left="-993"/>
       <w:rPr>
         <w:rFonts w:cs="Calibri"/>
         <w:color w:val="000000"/>
@@ -1398,357 +1342,65 @@
     </w:pPr>
     <w:r>
       <w:rPr>
+        <w:rFonts w:cs="Calibri"/>
         <w:noProof/>
+        <w:color w:val="000000"/>
       </w:rPr>
-      <mc:AlternateContent>
-        <mc:Choice Requires="wps">
-          <w:drawing>
-            <wp:anchor distT="0" distB="0" distL="114300" distR="114300" simplePos="0" relativeHeight="251666432" behindDoc="0" locked="0" layoutInCell="1" allowOverlap="1" wp14:anchorId="17958F9C" wp14:editId="74E34A0B">
-              <wp:simplePos x="0" y="0"/>
-              <wp:positionH relativeFrom="column">
-                <wp:posOffset>122030</wp:posOffset>
-              </wp:positionH>
-              <wp:positionV relativeFrom="paragraph">
-                <wp:posOffset>-92075</wp:posOffset>
-              </wp:positionV>
-              <wp:extent cx="3751580" cy="1048385"/>
-              <wp:effectExtent l="0" t="0" r="1270" b="0"/>
-              <wp:wrapNone/>
-              <wp:docPr id="8" name="Text Box 4"/>
-              <wp:cNvGraphicFramePr>
-                <a:graphicFrameLocks xmlns:a="http://schemas.openxmlformats.org/drawingml/2006/main"/>
-              </wp:cNvGraphicFramePr>
-              <a:graphic xmlns:a="http://schemas.openxmlformats.org/drawingml/2006/main">
-                <a:graphicData uri="http://schemas.microsoft.com/office/word/2010/wordprocessingShape">
-                  <wps:wsp>
-                    <wps:cNvSpPr txBox="1">
-                      <a:spLocks noChangeArrowheads="1"/>
-                    </wps:cNvSpPr>
-                    <wps:spPr bwMode="auto">
-                      <a:xfrm>
-                        <a:off x="0" y="0"/>
-                        <a:ext cx="3751580" cy="1048385"/>
-                      </a:xfrm>
-                      <a:prstGeom prst="rect">
-                        <a:avLst/>
-                      </a:prstGeom>
-                      <a:solidFill>
-                        <a:srgbClr val="FFFFFF"/>
-                      </a:solidFill>
-                      <a:ln>
-                        <a:noFill/>
-                      </a:ln>
-                    </wps:spPr>
-                    <wps:txbx>
-                      <w:txbxContent>
-                        <w:p>
-                          <w:pPr>
-                            <w:spacing w:after="0" w:line="240" w:lineRule="auto"/>
-                            <w:rPr>
-                              <w:rFonts w:ascii="Times New Roman" w:hAnsi="Times New Roman"/>
-                              <w:b/>
-                              <w:color w:val="0070C0"/>
-                            </w:rPr>
-                          </w:pPr>
-                          <w:r>
-                            <w:rPr>
-                              <w:rFonts w:ascii="Times New Roman" w:hAnsi="Times New Roman"/>
-                              <w:b/>
-                              <w:color w:val="0070C0"/>
-                            </w:rPr>
-                            <w:t>KEMENTERIAN PENDIDIKAN TINGGI, SAIN</w:t>
-                          </w:r>
-                          <w:r>
-                            <w:rPr>
-                              <w:rFonts w:ascii="Times New Roman" w:hAnsi="Times New Roman"/>
-                              <w:b/>
-                              <w:color w:val="0070C0"/>
-                            </w:rPr>
-                            <w:t>S</w:t>
-                          </w:r>
-                          <w:r>
-                            <w:rPr>
-                              <w:rFonts w:ascii="Times New Roman" w:hAnsi="Times New Roman"/>
-                              <w:b/>
-                              <w:color w:val="0070C0"/>
-                            </w:rPr>
-                            <w:t>,</w:t>
-                          </w:r>
-                        </w:p>
-                        <w:p>
-                          <w:pPr>
-                            <w:spacing w:after="0" w:line="240" w:lineRule="auto"/>
-                            <w:rPr>
-                              <w:rFonts w:ascii="Times New Roman" w:hAnsi="Times New Roman"/>
-                              <w:b/>
-                              <w:color w:val="0070C0"/>
-                            </w:rPr>
-                          </w:pPr>
-                          <w:r>
-                            <w:rPr>
-                              <w:rFonts w:ascii="Times New Roman" w:hAnsi="Times New Roman"/>
-                              <w:b/>
-                              <w:color w:val="0070C0"/>
-                            </w:rPr>
-                            <w:t>DAN TEKNOLOGI</w:t>
-                          </w:r>
-                        </w:p>
-                        <w:p>
-                          <w:pPr>
-                            <w:spacing w:after="0" w:line="240" w:lineRule="auto"/>
-                            <w:rPr>
-                              <w:rFonts w:ascii="Times New Roman" w:hAnsi="Times New Roman"/>
-                              <w:b/>
-                              <w:color w:val="0070C0"/>
-                              <w:sz w:val="24"/>
-                              <w:szCs w:val="24"/>
-                            </w:rPr>
-                          </w:pPr>
-                          <w:r>
-                            <w:rPr>
-                              <w:rFonts w:ascii="Times New Roman" w:hAnsi="Times New Roman"/>
-                              <w:b/>
-                              <w:color w:val="0070C0"/>
-                              <w:sz w:val="24"/>
-                              <w:szCs w:val="24"/>
-                            </w:rPr>
-                            <w:t>UNIVERSITAS DIPONEGORO</w:t>
-                          </w:r>
-                        </w:p>
-                        <w:p>
-                          <w:pPr>
-                            <w:spacing w:after="0" w:line="240" w:lineRule="auto"/>
-                            <w:rPr>
-                              <w:rFonts w:ascii="Times New Roman" w:hAnsi="Times New Roman"/>
-                              <w:b/>
-                              <w:color w:val="0070C0"/>
-                              <w:sz w:val="24"/>
-                              <w:szCs w:val="24"/>
-                            </w:rPr>
-                          </w:pPr>
-                          <w:r>
-                            <w:rPr>
-                              <w:rFonts w:ascii="Times New Roman" w:hAnsi="Times New Roman"/>
-                              <w:b/>
-                              <w:color w:val="0070C0"/>
-                              <w:sz w:val="24"/>
-                              <w:szCs w:val="24"/>
-                            </w:rPr>
-                            <w:t>FAKULTAS TEKNIK</w:t>
-                          </w:r>
-                        </w:p>
-                        <w:p>
-                          <w:pPr>
-                            <w:spacing w:after="0" w:line="240" w:lineRule="auto"/>
-                            <w:rPr>
-                              <w:rFonts w:ascii="Times New Roman" w:hAnsi="Times New Roman"/>
-                              <w:b/>
-                              <w:color w:val="0070C0"/>
-                              <w:sz w:val="30"/>
-                              <w:szCs w:val="30"/>
-                            </w:rPr>
-                          </w:pPr>
-                          <w:r>
-                            <w:rPr>
-                              <w:rFonts w:ascii="Times New Roman" w:hAnsi="Times New Roman"/>
-                              <w:b/>
-                              <w:color w:val="0070C0"/>
-                              <w:sz w:val="30"/>
-                              <w:szCs w:val="30"/>
-                            </w:rPr>
-                            <w:t>DEPARTEMEN TEKNIK</w:t>
-                          </w:r>
-                          <w:r>
-                            <w:rPr>
-                              <w:rFonts w:ascii="Times New Roman" w:hAnsi="Times New Roman"/>
-                              <w:b/>
-                              <w:color w:val="0070C0"/>
-                              <w:sz w:val="30"/>
-                              <w:szCs w:val="30"/>
-                            </w:rPr>
-                            <w:t xml:space="preserve"> LI</w:t>
-                          </w:r>
-                          <w:r>
-                            <w:rPr>
-                              <w:rFonts w:ascii="Times New Roman" w:hAnsi="Times New Roman"/>
-                              <w:b/>
-                              <w:color w:val="0070C0"/>
-                              <w:sz w:val="30"/>
-                              <w:szCs w:val="30"/>
-                            </w:rPr>
-                            <w:t>NGKUNGAN</w:t>
-                          </w:r>
-                        </w:p>
-                      </w:txbxContent>
-                    </wps:txbx>
-                    <wps:bodyPr rot="0" vert="horz" wrap="square" lIns="91440" tIns="45720" rIns="91440" bIns="45720" anchor="t" anchorCtr="0" upright="1">
-                      <a:noAutofit/>
-                    </wps:bodyPr>
-                  </wps:wsp>
-                </a:graphicData>
-              </a:graphic>
-              <wp14:sizeRelH relativeFrom="margin">
-                <wp14:pctWidth>0</wp14:pctWidth>
-              </wp14:sizeRelH>
-              <wp14:sizeRelV relativeFrom="margin">
-                <wp14:pctHeight>0</wp14:pctHeight>
-              </wp14:sizeRelV>
-            </wp:anchor>
-          </w:drawing>
-        </mc:Choice>
-        <mc:Fallback>
-          <w:pict>
-            <v:shapetype w14:anchorId="17958F9C" id="_x0000_t202" coordsize="21600,21600" o:spt="202" path="m,l,21600r21600,l21600,xe">
-              <v:stroke joinstyle="miter"/>
-              <v:path gradientshapeok="t" o:connecttype="rect"/>
-            </v:shapetype>
-            <v:shape id="Text Box 4" o:spid="_x0000_s1026" type="#_x0000_t202" style="position:absolute;left:0;text-align:left;margin-left:9.6pt;margin-top:-7.25pt;width:295.4pt;height:82.55pt;z-index:251666432;visibility:visible;mso-wrap-style:square;mso-width-percent:0;mso-height-percent:0;mso-wrap-distance-left:9pt;mso-wrap-distance-top:0;mso-wrap-distance-right:9pt;mso-wrap-distance-bottom:0;mso-position-horizontal:absolute;mso-position-horizontal-relative:text;mso-position-vertical:absolute;mso-position-vertical-relative:text;mso-width-percent:0;mso-height-percent:0;mso-width-relative:margin;mso-height-relative:margin;v-text-anchor:top" o:gfxdata="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" stroked="f">
-              <v:textbox>
-                <w:txbxContent>
-                  <w:p>
-                    <w:pPr>
-                      <w:spacing w:after="0" w:line="240" w:lineRule="auto"/>
-                      <w:rPr>
-                        <w:rFonts w:ascii="Times New Roman" w:hAnsi="Times New Roman"/>
-                        <w:b/>
-                        <w:color w:val="0070C0"/>
-                      </w:rPr>
-                    </w:pPr>
-                    <w:r>
-                      <w:rPr>
-                        <w:rFonts w:ascii="Times New Roman" w:hAnsi="Times New Roman"/>
-                        <w:b/>
-                        <w:color w:val="0070C0"/>
-                      </w:rPr>
-                      <w:t>KEMENTERIAN PENDIDIKAN TINGGI, SAIN</w:t>
-                    </w:r>
-                    <w:r>
-                      <w:rPr>
-                        <w:rFonts w:ascii="Times New Roman" w:hAnsi="Times New Roman"/>
-                        <w:b/>
-                        <w:color w:val="0070C0"/>
-                      </w:rPr>
-                      <w:t>S</w:t>
-                    </w:r>
-                    <w:r>
-                      <w:rPr>
-                        <w:rFonts w:ascii="Times New Roman" w:hAnsi="Times New Roman"/>
-                        <w:b/>
-                        <w:color w:val="0070C0"/>
-                      </w:rPr>
-                      <w:t>,</w:t>
-                    </w:r>
-                  </w:p>
-                  <w:p>
-                    <w:pPr>
-                      <w:spacing w:after="0" w:line="240" w:lineRule="auto"/>
-                      <w:rPr>
-                        <w:rFonts w:ascii="Times New Roman" w:hAnsi="Times New Roman"/>
-                        <w:b/>
-                        <w:color w:val="0070C0"/>
-                      </w:rPr>
-                    </w:pPr>
-                    <w:r>
-                      <w:rPr>
-                        <w:rFonts w:ascii="Times New Roman" w:hAnsi="Times New Roman"/>
-                        <w:b/>
-                        <w:color w:val="0070C0"/>
-                      </w:rPr>
-                      <w:t>DAN TEKNOLOGI</w:t>
-                    </w:r>
-                  </w:p>
-                  <w:p>
-                    <w:pPr>
-                      <w:spacing w:after="0" w:line="240" w:lineRule="auto"/>
-                      <w:rPr>
-                        <w:rFonts w:ascii="Times New Roman" w:hAnsi="Times New Roman"/>
-                        <w:b/>
-                        <w:color w:val="0070C0"/>
-                        <w:sz w:val="24"/>
-                        <w:szCs w:val="24"/>
-                      </w:rPr>
-                    </w:pPr>
-                    <w:r>
-                      <w:rPr>
-                        <w:rFonts w:ascii="Times New Roman" w:hAnsi="Times New Roman"/>
-                        <w:b/>
-                        <w:color w:val="0070C0"/>
-                        <w:sz w:val="24"/>
-                        <w:szCs w:val="24"/>
-                      </w:rPr>
-                      <w:t>UNIVERSITAS DIPONEGORO</w:t>
-                    </w:r>
-                  </w:p>
-                  <w:p>
-                    <w:pPr>
-                      <w:spacing w:after="0" w:line="240" w:lineRule="auto"/>
-                      <w:rPr>
-                        <w:rFonts w:ascii="Times New Roman" w:hAnsi="Times New Roman"/>
-                        <w:b/>
-                        <w:color w:val="0070C0"/>
-                        <w:sz w:val="24"/>
-                        <w:szCs w:val="24"/>
-                      </w:rPr>
-                    </w:pPr>
-                    <w:r>
-                      <w:rPr>
-                        <w:rFonts w:ascii="Times New Roman" w:hAnsi="Times New Roman"/>
-                        <w:b/>
-                        <w:color w:val="0070C0"/>
-                        <w:sz w:val="24"/>
-                        <w:szCs w:val="24"/>
-                      </w:rPr>
-                      <w:t>FAKULTAS TEKNIK</w:t>
-                    </w:r>
-                  </w:p>
-                  <w:p>
-                    <w:pPr>
-                      <w:spacing w:after="0" w:line="240" w:lineRule="auto"/>
-                      <w:rPr>
-                        <w:rFonts w:ascii="Times New Roman" w:hAnsi="Times New Roman"/>
-                        <w:b/>
-                        <w:color w:val="0070C0"/>
-                        <w:sz w:val="30"/>
-                        <w:szCs w:val="30"/>
-                      </w:rPr>
-                    </w:pPr>
-                    <w:r>
-                      <w:rPr>
-                        <w:rFonts w:ascii="Times New Roman" w:hAnsi="Times New Roman"/>
-                        <w:b/>
-                        <w:color w:val="0070C0"/>
-                        <w:sz w:val="30"/>
-                        <w:szCs w:val="30"/>
-                      </w:rPr>
-                      <w:t>DEPARTEMEN TEKNIK</w:t>
-                    </w:r>
-                    <w:r>
-                      <w:rPr>
-                        <w:rFonts w:ascii="Times New Roman" w:hAnsi="Times New Roman"/>
-                        <w:b/>
-                        <w:color w:val="0070C0"/>
-                        <w:sz w:val="30"/>
-                        <w:szCs w:val="30"/>
-                      </w:rPr>
-                      <w:t xml:space="preserve"> LI</w:t>
-                    </w:r>
-                    <w:r>
-                      <w:rPr>
-                        <w:rFonts w:ascii="Times New Roman" w:hAnsi="Times New Roman"/>
-                        <w:b/>
-                        <w:color w:val="0070C0"/>
-                        <w:sz w:val="30"/>
-                        <w:szCs w:val="30"/>
-                      </w:rPr>
-                      <w:t>NGKUNGAN</w:t>
-                    </w:r>
-                  </w:p>
-                </w:txbxContent>
-              </v:textbox>
-            </v:shape>
-          </w:pict>
-        </mc:Fallback>
-      </mc:AlternateContent>
+      <w:drawing>
+        <wp:anchor distT="0" distB="0" distL="114300" distR="114300" simplePos="0" relativeHeight="251667456" behindDoc="0" locked="0" layoutInCell="1" allowOverlap="1" wp14:anchorId="5A049402" wp14:editId="0A5EE7D5">
+          <wp:simplePos x="0" y="0"/>
+          <wp:positionH relativeFrom="leftMargin">
+            <wp:posOffset>178065</wp:posOffset>
+          </wp:positionH>
+          <wp:positionV relativeFrom="paragraph">
+            <wp:posOffset>-144765</wp:posOffset>
+          </wp:positionV>
+          <wp:extent cx="744279" cy="999460"/>
+          <wp:effectExtent l="0" t="0" r="0" b="0"/>
+          <wp:wrapNone/>
+          <wp:docPr id="12" name="image1.png" descr="Undip.png"/>
+          <wp:cNvGraphicFramePr/>
+          <a:graphic xmlns:a="http://schemas.openxmlformats.org/drawingml/2006/main">
+            <a:graphicData uri="http://schemas.openxmlformats.org/drawingml/2006/picture">
+              <pic:pic xmlns:pic="http://schemas.openxmlformats.org/drawingml/2006/picture">
+                <pic:nvPicPr>
+                  <pic:cNvPr id="0" name="image1.png" descr="Undip.png"/>
+                  <pic:cNvPicPr preferRelativeResize="0"/>
+                </pic:nvPicPr>
+                <pic:blipFill>
+                  <a:blip r:embed="rId1">
+                    <a:extLst>
+                      <a:ext uri="{28A0092B-C50C-407E-A947-70E740481C1C}">
+                        <a14:useLocalDpi xmlns:a14="http://schemas.microsoft.com/office/drawing/2010/main" val="0"/>
+                      </a:ext>
+                    </a:extLst>
+                  </a:blip>
+                  <a:srcRect t="-8959" b="-7601"/>
+                  <a:stretch>
+                    <a:fillRect/>
+                  </a:stretch>
+                </pic:blipFill>
+                <pic:spPr>
+                  <a:xfrm>
+                    <a:off x="0" y="0"/>
+                    <a:ext cx="744279" cy="999460"/>
+                  </a:xfrm>
+                  <a:prstGeom prst="rect">
+                    <a:avLst/>
+                  </a:prstGeom>
+                  <a:ln/>
+                </pic:spPr>
+              </pic:pic>
+            </a:graphicData>
+          </a:graphic>
+          <wp14:sizeRelH relativeFrom="margin">
+            <wp14:pctWidth>0</wp14:pctWidth>
+          </wp14:sizeRelH>
+          <wp14:sizeRelV relativeFrom="margin">
+            <wp14:pctHeight>0</wp14:pctHeight>
+          </wp14:sizeRelV>
+        </wp:anchor>
+      </w:drawing>
     </w:r>
     <w:r>
       <w:rPr>
@@ -1757,15 +1409,15 @@
       <mc:AlternateContent>
         <mc:Choice Requires="wps">
           <w:drawing>
-            <wp:anchor distT="0" distB="0" distL="114300" distR="114300" simplePos="0" relativeHeight="251665408" behindDoc="0" locked="0" layoutInCell="1" allowOverlap="1" wp14:anchorId="2B86FACE" wp14:editId="25176BA7">
+            <wp:anchor distT="0" distB="0" distL="114300" distR="114300" simplePos="0" relativeHeight="251665408" behindDoc="0" locked="0" layoutInCell="1" allowOverlap="1" wp14:anchorId="2B86FACE" wp14:editId="61DAD8BF">
               <wp:simplePos x="0" y="0"/>
               <wp:positionH relativeFrom="column">
-                <wp:posOffset>3726815</wp:posOffset>
+                <wp:posOffset>3779077</wp:posOffset>
               </wp:positionH>
               <wp:positionV relativeFrom="paragraph">
-                <wp:posOffset>42076</wp:posOffset>
+                <wp:posOffset>40640</wp:posOffset>
               </wp:positionV>
-              <wp:extent cx="2767772" cy="824450"/>
+              <wp:extent cx="2668905" cy="824230"/>
               <wp:effectExtent l="0" t="0" r="0" b="0"/>
               <wp:wrapNone/>
               <wp:docPr id="7" name="Text Box 2"/>
@@ -1781,7 +1433,7 @@
                     <wps:spPr bwMode="auto">
                       <a:xfrm>
                         <a:off x="0" y="0"/>
-                        <a:ext cx="2767772" cy="824450"/>
+                        <a:ext cx="2668905" cy="824230"/>
                       </a:xfrm>
                       <a:prstGeom prst="rect">
                         <a:avLst/>
@@ -1920,7 +1572,7 @@
                               <w:szCs w:val="18"/>
                             </w:rPr>
                           </w:pPr>
-                          <w:hyperlink r:id="rId1" w:history="1">
+                          <w:hyperlink r:id="rId2" w:history="1">
                             <w:r>
                               <w:rPr>
                                 <w:rStyle w:val="Hyperlink"/>
@@ -1929,27 +1581,7 @@
                                 <w:sz w:val="18"/>
                                 <w:szCs w:val="18"/>
                               </w:rPr>
-                              <w:t>www.ft</w:t>
-                            </w:r>
-                            <w:r>
-                              <w:rPr>
-                                <w:rStyle w:val="Hyperlink"/>
-                                <w:rFonts w:ascii="Times New Roman" w:hAnsi="Times New Roman"/>
-                                <w:color w:val="0070C0"/>
-                                <w:sz w:val="18"/>
-                                <w:szCs w:val="18"/>
-                              </w:rPr>
-                              <w:t>.</w:t>
-                            </w:r>
-                            <w:r>
-                              <w:rPr>
-                                <w:rStyle w:val="Hyperlink"/>
-                                <w:rFonts w:ascii="Times New Roman" w:hAnsi="Times New Roman"/>
-                                <w:color w:val="0070C0"/>
-                                <w:sz w:val="18"/>
-                                <w:szCs w:val="18"/>
-                              </w:rPr>
-                              <w:t>undip.ac.id</w:t>
+                              <w:t>www.ft.undip.ac.id</w:t>
                             </w:r>
                           </w:hyperlink>
                           <w:r>
@@ -1993,7 +1625,11 @@
         </mc:Choice>
         <mc:Fallback>
           <w:pict>
-            <v:shape w14:anchorId="2B86FACE" id="Text Box 2" o:spid="_x0000_s1027" type="#_x0000_t202" style="position:absolute;left:0;text-align:left;margin-left:293.45pt;margin-top:3.3pt;width:217.95pt;height:64.9pt;z-index:251665408;visibility:visible;mso-wrap-style:square;mso-width-percent:0;mso-height-percent:0;mso-wrap-distance-left:9pt;mso-wrap-distance-top:0;mso-wrap-distance-right:9pt;mso-wrap-distance-bottom:0;mso-position-horizontal:absolute;mso-position-horizontal-relative:text;mso-position-vertical:absolute;mso-position-vertical-relative:text;mso-width-percent:0;mso-height-percent:0;mso-width-relative:margin;mso-height-relative:margin;v-text-anchor:top" o:gfxdata="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" stroked="f">
+            <v:shapetype w14:anchorId="2B86FACE" id="_x0000_t202" coordsize="21600,21600" o:spt="202" path="m,l,21600r21600,l21600,xe">
+              <v:stroke joinstyle="miter"/>
+              <v:path gradientshapeok="t" o:connecttype="rect"/>
+            </v:shapetype>
+            <v:shape id="Text Box 2" o:spid="_x0000_s1026" type="#_x0000_t202" style="position:absolute;margin-left:297.55pt;margin-top:3.2pt;width:210.15pt;height:64.9pt;z-index:251665408;visibility:visible;mso-wrap-style:square;mso-width-percent:0;mso-height-percent:0;mso-wrap-distance-left:9pt;mso-wrap-distance-top:0;mso-wrap-distance-right:9pt;mso-wrap-distance-bottom:0;mso-position-horizontal:absolute;mso-position-horizontal-relative:text;mso-position-vertical:absolute;mso-position-vertical-relative:text;mso-width-percent:0;mso-height-percent:0;mso-width-relative:margin;mso-height-relative:margin;v-text-anchor:top" o:gfxdata="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" stroked="f">
               <v:textbox>
                 <w:txbxContent>
                   <w:p>
@@ -2121,7 +1757,7 @@
                         <w:szCs w:val="18"/>
                       </w:rPr>
                     </w:pPr>
-                    <w:hyperlink r:id="rId2" w:history="1">
+                    <w:hyperlink r:id="rId3" w:history="1">
                       <w:r>
                         <w:rPr>
                           <w:rStyle w:val="Hyperlink"/>
@@ -2130,27 +1766,7 @@
                           <w:sz w:val="18"/>
                           <w:szCs w:val="18"/>
                         </w:rPr>
-                        <w:t>www.ft</w:t>
-                      </w:r>
-                      <w:r>
-                        <w:rPr>
-                          <w:rStyle w:val="Hyperlink"/>
-                          <w:rFonts w:ascii="Times New Roman" w:hAnsi="Times New Roman"/>
-                          <w:color w:val="0070C0"/>
-                          <w:sz w:val="18"/>
-                          <w:szCs w:val="18"/>
-                        </w:rPr>
-                        <w:t>.</w:t>
-                      </w:r>
-                      <w:r>
-                        <w:rPr>
-                          <w:rStyle w:val="Hyperlink"/>
-                          <w:rFonts w:ascii="Times New Roman" w:hAnsi="Times New Roman"/>
-                          <w:color w:val="0070C0"/>
-                          <w:sz w:val="18"/>
-                          <w:szCs w:val="18"/>
-                        </w:rPr>
-                        <w:t>undip.ac.id</w:t>
+                        <w:t>www.ft.undip.ac.id</w:t>
                       </w:r>
                     </w:hyperlink>
                     <w:r>
@@ -2184,173 +1800,284 @@
     </w:r>
     <w:r>
       <w:rPr>
-        <w:rFonts w:cs="Calibri"/>
         <w:noProof/>
-        <w:color w:val="000000"/>
       </w:rPr>
-      <w:drawing>
-        <wp:anchor distT="0" distB="0" distL="114300" distR="114300" simplePos="0" relativeHeight="251667456" behindDoc="0" locked="0" layoutInCell="1" allowOverlap="1" wp14:anchorId="5A049402" wp14:editId="6999586B">
-          <wp:simplePos x="0" y="0"/>
-          <wp:positionH relativeFrom="column">
-            <wp:posOffset>-750901</wp:posOffset>
-          </wp:positionH>
-          <wp:positionV relativeFrom="paragraph">
-            <wp:posOffset>-170870</wp:posOffset>
-          </wp:positionV>
-          <wp:extent cx="843280" cy="1095375"/>
-          <wp:effectExtent l="0" t="0" r="0" b="0"/>
-          <wp:wrapNone/>
-          <wp:docPr id="12" name="image1.png" descr="Undip.png"/>
-          <wp:cNvGraphicFramePr/>
-          <a:graphic xmlns:a="http://schemas.openxmlformats.org/drawingml/2006/main">
-            <a:graphicData uri="http://schemas.openxmlformats.org/drawingml/2006/picture">
-              <pic:pic xmlns:pic="http://schemas.openxmlformats.org/drawingml/2006/picture">
-                <pic:nvPicPr>
-                  <pic:cNvPr id="0" name="image1.png" descr="Undip.png"/>
-                  <pic:cNvPicPr preferRelativeResize="0"/>
-                </pic:nvPicPr>
-                <pic:blipFill>
-                  <a:blip r:embed="rId3">
-                    <a:extLst>
-                      <a:ext uri="{28A0092B-C50C-407E-A947-70E740481C1C}">
-                        <a14:useLocalDpi xmlns:a14="http://schemas.microsoft.com/office/drawing/2010/main" val="0"/>
-                      </a:ext>
-                    </a:extLst>
-                  </a:blip>
-                  <a:srcRect t="-8959" b="-7601"/>
-                  <a:stretch>
-                    <a:fillRect/>
-                  </a:stretch>
-                </pic:blipFill>
-                <pic:spPr>
-                  <a:xfrm>
-                    <a:off x="0" y="0"/>
-                    <a:ext cx="843280" cy="1095375"/>
-                  </a:xfrm>
-                  <a:prstGeom prst="rect">
-                    <a:avLst/>
-                  </a:prstGeom>
-                  <a:ln/>
-                </pic:spPr>
-              </pic:pic>
-            </a:graphicData>
-          </a:graphic>
-        </wp:anchor>
-      </w:drawing>
+      <mc:AlternateContent>
+        <mc:Choice Requires="wps">
+          <w:drawing>
+            <wp:anchor distT="0" distB="0" distL="114300" distR="114300" simplePos="0" relativeHeight="251666432" behindDoc="0" locked="0" layoutInCell="1" allowOverlap="1" wp14:anchorId="17958F9C" wp14:editId="5D425714">
+              <wp:simplePos x="0" y="0"/>
+              <wp:positionH relativeFrom="column">
+                <wp:posOffset>123338</wp:posOffset>
+              </wp:positionH>
+              <wp:positionV relativeFrom="paragraph">
+                <wp:posOffset>-90643</wp:posOffset>
+              </wp:positionV>
+              <wp:extent cx="3525756" cy="1048385"/>
+              <wp:effectExtent l="0" t="0" r="0" b="0"/>
+              <wp:wrapNone/>
+              <wp:docPr id="8" name="Text Box 4"/>
+              <wp:cNvGraphicFramePr>
+                <a:graphicFrameLocks xmlns:a="http://schemas.openxmlformats.org/drawingml/2006/main"/>
+              </wp:cNvGraphicFramePr>
+              <a:graphic xmlns:a="http://schemas.openxmlformats.org/drawingml/2006/main">
+                <a:graphicData uri="http://schemas.microsoft.com/office/word/2010/wordprocessingShape">
+                  <wps:wsp>
+                    <wps:cNvSpPr txBox="1">
+                      <a:spLocks noChangeArrowheads="1"/>
+                    </wps:cNvSpPr>
+                    <wps:spPr bwMode="auto">
+                      <a:xfrm>
+                        <a:off x="0" y="0"/>
+                        <a:ext cx="3525756" cy="1048385"/>
+                      </a:xfrm>
+                      <a:prstGeom prst="rect">
+                        <a:avLst/>
+                      </a:prstGeom>
+                      <a:solidFill>
+                        <a:srgbClr val="FFFFFF"/>
+                      </a:solidFill>
+                      <a:ln>
+                        <a:noFill/>
+                      </a:ln>
+                    </wps:spPr>
+                    <wps:txbx>
+                      <w:txbxContent>
+                        <w:p>
+                          <w:pPr>
+                            <w:spacing w:after="0" w:line="240" w:lineRule="auto"/>
+                            <w:rPr>
+                              <w:rFonts w:ascii="Times New Roman" w:hAnsi="Times New Roman"/>
+                              <w:b/>
+                              <w:color w:val="0070C0"/>
+                              <w:sz w:val="20"/>
+                              <w:szCs w:val="20"/>
+                            </w:rPr>
+                          </w:pPr>
+                          <w:r>
+                            <w:rPr>
+                              <w:rFonts w:ascii="Times New Roman" w:hAnsi="Times New Roman"/>
+                              <w:b/>
+                              <w:color w:val="0070C0"/>
+                              <w:sz w:val="20"/>
+                              <w:szCs w:val="20"/>
+                            </w:rPr>
+                            <w:t>KEMENTERIAN PENDIDIKAN TINGGI, SAINS,</w:t>
+                          </w:r>
+                        </w:p>
+                        <w:p>
+                          <w:pPr>
+                            <w:spacing w:after="0" w:line="240" w:lineRule="auto"/>
+                            <w:rPr>
+                              <w:rFonts w:ascii="Times New Roman" w:hAnsi="Times New Roman"/>
+                              <w:b/>
+                              <w:color w:val="0070C0"/>
+                              <w:sz w:val="20"/>
+                              <w:szCs w:val="20"/>
+                            </w:rPr>
+                          </w:pPr>
+                          <w:r>
+                            <w:rPr>
+                              <w:rFonts w:ascii="Times New Roman" w:hAnsi="Times New Roman"/>
+                              <w:b/>
+                              <w:color w:val="0070C0"/>
+                              <w:sz w:val="20"/>
+                              <w:szCs w:val="20"/>
+                            </w:rPr>
+                            <w:t>DAN TEKNOLOGI</w:t>
+                          </w:r>
+                        </w:p>
+                        <w:p>
+                          <w:pPr>
+                            <w:spacing w:after="0" w:line="240" w:lineRule="auto"/>
+                            <w:rPr>
+                              <w:rFonts w:ascii="Times New Roman" w:hAnsi="Times New Roman"/>
+                              <w:b/>
+                              <w:color w:val="0070C0"/>
+                            </w:rPr>
+                          </w:pPr>
+                          <w:r>
+                            <w:rPr>
+                              <w:rFonts w:ascii="Times New Roman" w:hAnsi="Times New Roman"/>
+                              <w:b/>
+                              <w:color w:val="0070C0"/>
+                            </w:rPr>
+                            <w:t>UNIVERSITAS DIPONEGORO</w:t>
+                          </w:r>
+                        </w:p>
+                        <w:p>
+                          <w:pPr>
+                            <w:spacing w:after="0" w:line="240" w:lineRule="auto"/>
+                            <w:rPr>
+                              <w:rFonts w:ascii="Times New Roman" w:hAnsi="Times New Roman"/>
+                              <w:b/>
+                              <w:color w:val="0070C0"/>
+                            </w:rPr>
+                          </w:pPr>
+                          <w:r>
+                            <w:rPr>
+                              <w:rFonts w:ascii="Times New Roman" w:hAnsi="Times New Roman"/>
+                              <w:b/>
+                              <w:color w:val="0070C0"/>
+                            </w:rPr>
+                            <w:t>FAKULTAS TEKNIK</w:t>
+                          </w:r>
+                        </w:p>
+                        <w:p>
+                          <w:pPr>
+                            <w:spacing w:after="0" w:line="240" w:lineRule="auto"/>
+                            <w:rPr>
+                              <w:rFonts w:ascii="Times New Roman" w:hAnsi="Times New Roman"/>
+                              <w:b/>
+                              <w:color w:val="0070C0"/>
+                              <w:sz w:val="28"/>
+                              <w:szCs w:val="28"/>
+                            </w:rPr>
+                          </w:pPr>
+                          <w:r>
+                            <w:rPr>
+                              <w:rFonts w:ascii="Times New Roman" w:hAnsi="Times New Roman"/>
+                              <w:b/>
+                              <w:color w:val="0070C0"/>
+                              <w:sz w:val="28"/>
+                              <w:szCs w:val="28"/>
+                            </w:rPr>
+                            <w:t>DEPARTEMEN TEKNIK LINGKUNGAN</w:t>
+                          </w:r>
+                        </w:p>
+                      </w:txbxContent>
+                    </wps:txbx>
+                    <wps:bodyPr rot="0" vert="horz" wrap="square" lIns="91440" tIns="45720" rIns="91440" bIns="45720" anchor="t" anchorCtr="0" upright="1">
+                      <a:noAutofit/>
+                    </wps:bodyPr>
+                  </wps:wsp>
+                </a:graphicData>
+              </a:graphic>
+              <wp14:sizeRelH relativeFrom="margin">
+                <wp14:pctWidth>0</wp14:pctWidth>
+              </wp14:sizeRelH>
+              <wp14:sizeRelV relativeFrom="margin">
+                <wp14:pctHeight>0</wp14:pctHeight>
+              </wp14:sizeRelV>
+            </wp:anchor>
+          </w:drawing>
+        </mc:Choice>
+        <mc:Fallback>
+          <w:pict>
+            <v:shape w14:anchorId="17958F9C" id="Text Box 4" o:spid="_x0000_s1027" type="#_x0000_t202" style="position:absolute;margin-left:9.7pt;margin-top:-7.15pt;width:277.6pt;height:82.55pt;z-index:251666432;visibility:visible;mso-wrap-style:square;mso-width-percent:0;mso-height-percent:0;mso-wrap-distance-left:9pt;mso-wrap-distance-top:0;mso-wrap-distance-right:9pt;mso-wrap-distance-bottom:0;mso-position-horizontal:absolute;mso-position-horizontal-relative:text;mso-position-vertical:absolute;mso-position-vertical-relative:text;mso-width-percent:0;mso-height-percent:0;mso-width-relative:margin;mso-height-relative:margin;v-text-anchor:top" o:gfxdata="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" stroked="f">
+              <v:textbox>
+                <w:txbxContent>
+                  <w:p>
+                    <w:pPr>
+                      <w:spacing w:after="0" w:line="240" w:lineRule="auto"/>
+                      <w:rPr>
+                        <w:rFonts w:ascii="Times New Roman" w:hAnsi="Times New Roman"/>
+                        <w:b/>
+                        <w:color w:val="0070C0"/>
+                        <w:sz w:val="20"/>
+                        <w:szCs w:val="20"/>
+                      </w:rPr>
+                    </w:pPr>
+                    <w:r>
+                      <w:rPr>
+                        <w:rFonts w:ascii="Times New Roman" w:hAnsi="Times New Roman"/>
+                        <w:b/>
+                        <w:color w:val="0070C0"/>
+                        <w:sz w:val="20"/>
+                        <w:szCs w:val="20"/>
+                      </w:rPr>
+                      <w:t>KEMENTERIAN PENDIDIKAN TINGGI, SAINS,</w:t>
+                    </w:r>
+                  </w:p>
+                  <w:p>
+                    <w:pPr>
+                      <w:spacing w:after="0" w:line="240" w:lineRule="auto"/>
+                      <w:rPr>
+                        <w:rFonts w:ascii="Times New Roman" w:hAnsi="Times New Roman"/>
+                        <w:b/>
+                        <w:color w:val="0070C0"/>
+                        <w:sz w:val="20"/>
+                        <w:szCs w:val="20"/>
+                      </w:rPr>
+                    </w:pPr>
+                    <w:r>
+                      <w:rPr>
+                        <w:rFonts w:ascii="Times New Roman" w:hAnsi="Times New Roman"/>
+                        <w:b/>
+                        <w:color w:val="0070C0"/>
+                        <w:sz w:val="20"/>
+                        <w:szCs w:val="20"/>
+                      </w:rPr>
+                      <w:t>DAN TEKNOLOGI</w:t>
+                    </w:r>
+                  </w:p>
+                  <w:p>
+                    <w:pPr>
+                      <w:spacing w:after="0" w:line="240" w:lineRule="auto"/>
+                      <w:rPr>
+                        <w:rFonts w:ascii="Times New Roman" w:hAnsi="Times New Roman"/>
+                        <w:b/>
+                        <w:color w:val="0070C0"/>
+                      </w:rPr>
+                    </w:pPr>
+                    <w:r>
+                      <w:rPr>
+                        <w:rFonts w:ascii="Times New Roman" w:hAnsi="Times New Roman"/>
+                        <w:b/>
+                        <w:color w:val="0070C0"/>
+                      </w:rPr>
+                      <w:t>UNIVERSITAS DIPONEGORO</w:t>
+                    </w:r>
+                  </w:p>
+                  <w:p>
+                    <w:pPr>
+                      <w:spacing w:after="0" w:line="240" w:lineRule="auto"/>
+                      <w:rPr>
+                        <w:rFonts w:ascii="Times New Roman" w:hAnsi="Times New Roman"/>
+                        <w:b/>
+                        <w:color w:val="0070C0"/>
+                      </w:rPr>
+                    </w:pPr>
+                    <w:r>
+                      <w:rPr>
+                        <w:rFonts w:ascii="Times New Roman" w:hAnsi="Times New Roman"/>
+                        <w:b/>
+                        <w:color w:val="0070C0"/>
+                      </w:rPr>
+                      <w:t>FAKULTAS TEKNIK</w:t>
+                    </w:r>
+                  </w:p>
+                  <w:p>
+                    <w:pPr>
+                      <w:spacing w:after="0" w:line="240" w:lineRule="auto"/>
+                      <w:rPr>
+                        <w:rFonts w:ascii="Times New Roman" w:hAnsi="Times New Roman"/>
+                        <w:b/>
+                        <w:color w:val="0070C0"/>
+                        <w:sz w:val="28"/>
+                        <w:szCs w:val="28"/>
+                      </w:rPr>
+                    </w:pPr>
+                    <w:r>
+                      <w:rPr>
+                        <w:rFonts w:ascii="Times New Roman" w:hAnsi="Times New Roman"/>
+                        <w:b/>
+                        <w:color w:val="0070C0"/>
+                        <w:sz w:val="28"/>
+                        <w:szCs w:val="28"/>
+                      </w:rPr>
+                      <w:t>DEPARTEMEN TEKNIK LINGKUNGAN</w:t>
+                    </w:r>
+                  </w:p>
+                </w:txbxContent>
+              </v:textbox>
+            </v:shape>
+          </w:pict>
+        </mc:Fallback>
+      </mc:AlternateContent>
     </w:r>
     <w:bookmarkStart w:id="0" w:name="_heading=h.gjdgxs" w:colFirst="0" w:colLast="0"/>
     <w:bookmarkEnd w:id="0"/>
-    <w:r>
-      <w:rPr>
-        <w:rFonts w:cs="Calibri"/>
-        <w:color w:val="000000"/>
-      </w:rPr>
-      <w:t xml:space="preserve">   </w:t>
-    </w:r>
-  </w:p>
-  <w:p>
-    <w:pPr>
-      <w:pBdr>
-        <w:top w:val="nil"/>
-        <w:left w:val="nil"/>
-        <w:bottom w:val="nil"/>
-        <w:right w:val="nil"/>
-        <w:between w:val="nil"/>
-      </w:pBdr>
-      <w:tabs>
-        <w:tab w:val="center" w:pos="4680"/>
-        <w:tab w:val="right" w:pos="9360"/>
-      </w:tabs>
-      <w:spacing w:after="0" w:line="240" w:lineRule="auto"/>
-      <w:ind w:left="-993"/>
-      <w:rPr>
-        <w:rFonts w:cs="Calibri"/>
-        <w:color w:val="000000"/>
-      </w:rPr>
-    </w:pPr>
-  </w:p>
-  <w:p>
-    <w:pPr>
-      <w:pBdr>
-        <w:top w:val="nil"/>
-        <w:left w:val="nil"/>
-        <w:bottom w:val="nil"/>
-        <w:right w:val="nil"/>
-        <w:between w:val="nil"/>
-      </w:pBdr>
-      <w:tabs>
-        <w:tab w:val="center" w:pos="4680"/>
-        <w:tab w:val="right" w:pos="9360"/>
-      </w:tabs>
-      <w:spacing w:after="0" w:line="240" w:lineRule="auto"/>
-      <w:ind w:left="-993"/>
-      <w:rPr>
-        <w:rFonts w:cs="Calibri"/>
-        <w:color w:val="000000"/>
-      </w:rPr>
-    </w:pPr>
-  </w:p>
-  <w:p>
-    <w:pPr>
-      <w:pBdr>
-        <w:top w:val="nil"/>
-        <w:left w:val="nil"/>
-        <w:bottom w:val="nil"/>
-        <w:right w:val="nil"/>
-        <w:between w:val="nil"/>
-      </w:pBdr>
-      <w:tabs>
-        <w:tab w:val="center" w:pos="4680"/>
-        <w:tab w:val="right" w:pos="9360"/>
-      </w:tabs>
-      <w:spacing w:after="0" w:line="240" w:lineRule="auto"/>
-      <w:ind w:left="-993"/>
-      <w:rPr>
-        <w:rFonts w:cs="Calibri"/>
-        <w:color w:val="000000"/>
-      </w:rPr>
-    </w:pPr>
-  </w:p>
-  <w:p>
-    <w:pPr>
-      <w:pBdr>
-        <w:top w:val="nil"/>
-        <w:left w:val="nil"/>
-        <w:bottom w:val="nil"/>
-        <w:right w:val="nil"/>
-        <w:between w:val="nil"/>
-      </w:pBdr>
-      <w:tabs>
-        <w:tab w:val="center" w:pos="4680"/>
-        <w:tab w:val="right" w:pos="9360"/>
-      </w:tabs>
-      <w:spacing w:after="0" w:line="240" w:lineRule="auto"/>
-      <w:ind w:left="-993"/>
-      <w:rPr>
-        <w:rFonts w:cs="Calibri"/>
-        <w:color w:val="000000"/>
-      </w:rPr>
-    </w:pPr>
-  </w:p>
-  <w:p>
-    <w:pPr>
-      <w:pBdr>
-        <w:top w:val="nil"/>
-        <w:left w:val="nil"/>
-        <w:bottom w:val="nil"/>
-        <w:right w:val="nil"/>
-        <w:between w:val="nil"/>
-      </w:pBdr>
-      <w:tabs>
-        <w:tab w:val="center" w:pos="4680"/>
-        <w:tab w:val="right" w:pos="9360"/>
-      </w:tabs>
-      <w:spacing w:after="0" w:line="240" w:lineRule="auto"/>
-      <w:rPr>
-        <w:rFonts w:cs="Calibri"/>
-        <w:color w:val="000000"/>
-      </w:rPr>
-    </w:pPr>
   </w:p>
 </w:hdr>
 </file>
